--- a/docs/ecostats_lectures/lecture_05/05_02_class_activity.docx
+++ b/docs/ecostats_lectures/lecture_05/05_02_class_activity.docx
@@ -891,7 +891,13 @@
         <w:pStyle w:val="FirstParagraph"/>
       </w:pPr>
       <w:r>
-        <w:t xml:space="preserve">Before conducting statistical tests, it’s important to understand your data.</w:t>
+        <w:t xml:space="preserve">Before conducting statistical tests, it’s important to understand your</w:t>
+      </w:r>
+      <w:r>
+        <w:t xml:space="preserve"> </w:t>
+      </w:r>
+      <w:r>
+        <w:t xml:space="preserve">data.</w:t>
       </w:r>
     </w:p>
     <w:tbl>
@@ -1004,7 +1010,13 @@
               <w:spacing w:before="16"/>
             </w:pPr>
             <w:r>
-              <w:t xml:space="preserve">Let’s create histograms of fish lengths from each lake to visualize their distributions.</w:t>
+              <w:t xml:space="preserve">Let’s create histograms of fish lengths from each lake to visualize</w:t>
+            </w:r>
+            <w:r>
+              <w:t xml:space="preserve"> </w:t>
+            </w:r>
+            <w:r>
+              <w:t xml:space="preserve">their distributions.</w:t>
             </w:r>
           </w:p>
           <w:p>
@@ -2233,7 +2245,13 @@
         <w:pStyle w:val="FirstParagraph"/>
       </w:pPr>
       <w:r>
-        <w:t xml:space="preserve">Before conducting a t-test, we need to check if our data meets the necessary assumptions:</w:t>
+        <w:t xml:space="preserve">Before conducting a t-test, we need to check if our data meets the</w:t>
+      </w:r>
+      <w:r>
+        <w:t xml:space="preserve"> </w:t>
+      </w:r>
+      <w:r>
+        <w:t xml:space="preserve">necessary assumptions:</w:t>
       </w:r>
     </w:p>
     <w:p>
@@ -2290,7 +2308,13 @@
         <w:t xml:space="preserve">No extreme outliers</w:t>
       </w:r>
       <w:r>
-        <w:t xml:space="preserve">: Outliers can heavily influence t-test results</w:t>
+        <w:t xml:space="preserve">: Outliers can heavily influence t-test</w:t>
+      </w:r>
+      <w:r>
+        <w:t xml:space="preserve"> </w:t>
+      </w:r>
+      <w:r>
+        <w:t xml:space="preserve">results</w:t>
       </w:r>
     </w:p>
     <w:p>
@@ -3160,7 +3184,13 @@
               </w:numPr>
             </w:pPr>
             <w:r>
-              <w:t xml:space="preserve">The QQ plot: Points should follow the straight line if data is normally distributed</w:t>
+              <w:t xml:space="preserve">The QQ plot: Points should follow the straight line if data is</w:t>
+            </w:r>
+            <w:r>
+              <w:t xml:space="preserve"> </w:t>
+            </w:r>
+            <w:r>
+              <w:t xml:space="preserve">normally distributed</w:t>
             </w:r>
           </w:p>
           <w:p>
@@ -3172,7 +3202,13 @@
               </w:numPr>
             </w:pPr>
             <w:r>
-              <w:t xml:space="preserve">Shapiro-Wilk test: If p &gt; 0.05, we don’t reject the assumption of normality</w:t>
+              <w:t xml:space="preserve">Shapiro-Wilk test: If p &gt; 0.05, we don’t reject the assumption of</w:t>
+            </w:r>
+            <w:r>
+              <w:t xml:space="preserve"> </w:t>
+            </w:r>
+            <w:r>
+              <w:t xml:space="preserve">normality</w:t>
             </w:r>
           </w:p>
           <w:p>
@@ -4938,7 +4974,13 @@
         <w:pStyle w:val="FirstParagraph"/>
       </w:pPr>
       <w:r>
-        <w:t xml:space="preserve">A confidence interval gives us a range of plausible values for the population mean.</w:t>
+        <w:t xml:space="preserve">A confidence interval gives us a range of plausible values for the</w:t>
+      </w:r>
+      <w:r>
+        <w:t xml:space="preserve"> </w:t>
+      </w:r>
+      <w:r>
+        <w:t xml:space="preserve">population mean.</w:t>
       </w:r>
     </w:p>
     <w:p>
@@ -5107,7 +5149,13 @@
         <w:t xml:space="preserve"> </w:t>
       </w:r>
       <w:r>
-        <w:t xml:space="preserve">is the sample standard deviation -</w:t>
+        <w:t xml:space="preserve">is the sample standard</w:t>
+      </w:r>
+      <w:r>
+        <w:t xml:space="preserve"> </w:t>
+      </w:r>
+      <w:r>
+        <w:t xml:space="preserve">deviation -</w:t>
       </w:r>
       <w:r>
         <w:t xml:space="preserve"> </w:t>
@@ -5171,7 +5219,13 @@
         <w:t xml:space="preserve"> </w:t>
       </w:r>
       <w:r>
-        <w:t xml:space="preserve">is the critical t-value with n-1 degrees of freedom</w:t>
+        <w:t xml:space="preserve">is the critical</w:t>
+      </w:r>
+      <w:r>
+        <w:t xml:space="preserve"> </w:t>
+      </w:r>
+      <w:r>
+        <w:t xml:space="preserve">t-value with n-1 degrees of freedom</w:t>
       </w:r>
     </w:p>
     <w:tbl>
@@ -6765,7 +6819,13 @@
               </w:numPr>
             </w:pPr>
             <w:r>
-              <w:t xml:space="preserve">We are 95% confident that the true population mean fish length in Lake I3 falls within this interval</w:t>
+              <w:t xml:space="preserve">We are 95% confident that the true population mean fish length in</w:t>
+            </w:r>
+            <w:r>
+              <w:t xml:space="preserve"> </w:t>
+            </w:r>
+            <w:r>
+              <w:t xml:space="preserve">Lake I3 falls within this interval</w:t>
             </w:r>
           </w:p>
           <w:p>
@@ -6776,14 +6836,20 @@
               </w:numPr>
             </w:pPr>
             <w:r>
-              <w:t xml:space="preserve">Note the small difference between using the t-distribution vs. normal approximation</w:t>
+              <w:t xml:space="preserve">Note the small difference between using the t-distribution vs.</w:t>
+            </w:r>
+            <w:r>
+              <w:t xml:space="preserve"> </w:t>
+            </w:r>
+            <w:r>
+              <w:t xml:space="preserve">normal approximation</w:t>
             </w:r>
           </w:p>
         </w:tc>
       </w:tr>
     </w:tbl>
     <w:bookmarkEnd w:id="58"/>
-    <w:bookmarkStart w:id="79" w:name="part-6-two-sample-t-test"/>
+    <w:bookmarkStart w:id="63" w:name="part-6-two-sample-t-test"/>
     <w:p>
       <w:pPr>
         <w:pStyle w:val="Heading1"/>
@@ -6805,7 +6871,7 @@
         <w:pStyle w:val="BodyText"/>
       </w:pPr>
       <w:r>
-        <w:t xml:space="preserve">Let’s compare pine needle lengths between windward and leeward sides:</w:t>
+        <w:t xml:space="preserve">Let’s compare fish lengths between i3 and i8</w:t>
       </w:r>
     </w:p>
     <w:p>
@@ -6825,7 +6891,7 @@
         <w:rPr>
           <w:rStyle w:val="NormalTok"/>
         </w:rPr>
-        <w:t xml:space="preserve">pine_summary </w:t>
+        <w:t xml:space="preserve">g_summary </w:t>
       </w:r>
       <w:r>
         <w:rPr>
@@ -6837,7 +6903,7 @@
         <w:rPr>
           <w:rStyle w:val="NormalTok"/>
         </w:rPr>
-        <w:t xml:space="preserve"> p_df </w:t>
+        <w:t xml:space="preserve"> g_df </w:t>
       </w:r>
       <w:r>
         <w:rPr>
@@ -6864,7 +6930,7 @@
         <w:rPr>
           <w:rStyle w:val="NormalTok"/>
         </w:rPr>
-        <w:t xml:space="preserve">(wind) </w:t>
+        <w:t xml:space="preserve">(lake) </w:t>
       </w:r>
       <w:r>
         <w:rPr>
@@ -7071,7 +7137,7 @@
         <w:rPr>
           <w:rStyle w:val="NormalTok"/>
         </w:rPr>
-        <w:t xml:space="preserve">(pine_summary)</w:t>
+        <w:t xml:space="preserve">(g_summary)</w:t>
       </w:r>
     </w:p>
     <w:p>
@@ -7091,7 +7157,7 @@
         <w:rPr>
           <w:rStyle w:val="VerbatimChar"/>
         </w:rPr>
-        <w:t xml:space="preserve">  wind  mean_length sd_length     n se_length</w:t>
+        <w:t xml:space="preserve">  lake  mean_length sd_length     n se_length</w:t>
       </w:r>
       <w:r>
         <w:br/>
@@ -7109,7 +7175,7 @@
         <w:rPr>
           <w:rStyle w:val="VerbatimChar"/>
         </w:rPr>
-        <w:t xml:space="preserve">1 lee          20.4      2.45    24     0.500</w:t>
+        <w:t xml:space="preserve">1 I3           266.      28.3    66      3.48</w:t>
       </w:r>
       <w:r>
         <w:br/>
@@ -7118,16 +7184,16 @@
         <w:rPr>
           <w:rStyle w:val="VerbatimChar"/>
         </w:rPr>
-        <w:t xml:space="preserve">2 wind         14.9      1.91    24     0.390</w:t>
+        <w:t xml:space="preserve">2 I8           363.      52.3   102      5.18</w:t>
       </w:r>
     </w:p>
-    <w:bookmarkStart w:id="72" w:name="look-a-the-plot-of-pine-needles"/>
+    <w:bookmarkStart w:id="62" w:name="look-a-the-plot-of-fish-length"/>
     <w:p>
       <w:pPr>
         <w:pStyle w:val="Heading2"/>
       </w:pPr>
       <w:r>
-        <w:t xml:space="preserve">Look a the plot of pine needles</w:t>
+        <w:t xml:space="preserve">Look a the plot of fish length</w:t>
       </w:r>
     </w:p>
     <w:p>
@@ -7147,7 +7213,7 @@
         <w:rPr>
           <w:rStyle w:val="NormalTok"/>
         </w:rPr>
-        <w:t xml:space="preserve">p_df </w:t>
+        <w:t xml:space="preserve">g_df </w:t>
       </w:r>
       <w:r>
         <w:rPr>
@@ -7198,7 +7264,7 @@
         <w:rPr>
           <w:rStyle w:val="NormalTok"/>
         </w:rPr>
-        <w:t xml:space="preserve"> wind, </w:t>
+        <w:t xml:space="preserve"> lake, </w:t>
       </w:r>
       <w:r>
         <w:rPr>
@@ -7222,7 +7288,7 @@
         <w:rPr>
           <w:rStyle w:val="NormalTok"/>
         </w:rPr>
-        <w:t xml:space="preserve"> wind)) </w:t>
+        <w:t xml:space="preserve"> lake)) </w:t>
       </w:r>
       <w:r>
         <w:rPr>
@@ -7279,10 +7345,19 @@
         <w:t xml:space="preserve">(</w:t>
       </w:r>
       <w:r>
+        <w:br/>
+      </w:r>
+      <w:r>
+        <w:rPr>
+          <w:rStyle w:val="NormalTok"/>
+        </w:rPr>
+        <w:t xml:space="preserve">       </w:t>
+      </w:r>
+      <w:r>
         <w:rPr>
           <w:rStyle w:val="AttributeTok"/>
         </w:rPr>
-        <w:t xml:space="preserve">title =</w:t>
+        <w:t xml:space="preserve">x =</w:t>
       </w:r>
       <w:r>
         <w:rPr>
@@ -7294,7 +7369,7 @@
         <w:rPr>
           <w:rStyle w:val="StringTok"/>
         </w:rPr>
-        <w:t xml:space="preserve">"Pine Needle Lengths by Wind Exposure"</w:t>
+        <w:t xml:space="preserve">"Lake"</w:t>
       </w:r>
       <w:r>
         <w:rPr>
@@ -7315,7 +7390,7 @@
         <w:rPr>
           <w:rStyle w:val="AttributeTok"/>
         </w:rPr>
-        <w:t xml:space="preserve">x =</w:t>
+        <w:t xml:space="preserve">y =</w:t>
       </w:r>
       <w:r>
         <w:rPr>
@@ -7327,307 +7402,13 @@
         <w:rPr>
           <w:rStyle w:val="StringTok"/>
         </w:rPr>
-        <w:t xml:space="preserve">"Position"</w:t>
-      </w:r>
-      <w:r>
-        <w:rPr>
-          <w:rStyle w:val="NormalTok"/>
-        </w:rPr>
-        <w:t xml:space="preserve">,</w:t>
-      </w:r>
-      <w:r>
-        <w:br/>
-      </w:r>
-      <w:r>
-        <w:rPr>
-          <w:rStyle w:val="NormalTok"/>
-        </w:rPr>
-        <w:t xml:space="preserve">       </w:t>
-      </w:r>
-      <w:r>
-        <w:rPr>
-          <w:rStyle w:val="AttributeTok"/>
-        </w:rPr>
-        <w:t xml:space="preserve">y =</w:t>
-      </w:r>
-      <w:r>
-        <w:rPr>
-          <w:rStyle w:val="NormalTok"/>
-        </w:rPr>
-        <w:t xml:space="preserve"> </w:t>
-      </w:r>
-      <w:r>
-        <w:rPr>
-          <w:rStyle w:val="StringTok"/>
-        </w:rPr>
         <w:t xml:space="preserve">"Length (mm)"</w:t>
       </w:r>
       <w:r>
         <w:rPr>
           <w:rStyle w:val="NormalTok"/>
         </w:rPr>
-        <w:t xml:space="preserve">,</w:t>
-      </w:r>
-      <w:r>
-        <w:br/>
-      </w:r>
-      <w:r>
-        <w:rPr>
-          <w:rStyle w:val="NormalTok"/>
-        </w:rPr>
-        <w:t xml:space="preserve">       </w:t>
-      </w:r>
-      <w:r>
-        <w:rPr>
-          <w:rStyle w:val="AttributeTok"/>
-        </w:rPr>
-        <w:t xml:space="preserve">fill =</w:t>
-      </w:r>
-      <w:r>
-        <w:rPr>
-          <w:rStyle w:val="NormalTok"/>
-        </w:rPr>
-        <w:t xml:space="preserve"> </w:t>
-      </w:r>
-      <w:r>
-        <w:rPr>
-          <w:rStyle w:val="StringTok"/>
-        </w:rPr>
-        <w:t xml:space="preserve">"Wind Position"</w:t>
-      </w:r>
-      <w:r>
-        <w:rPr>
-          <w:rStyle w:val="NormalTok"/>
-        </w:rPr>
         <w:t xml:space="preserve">) </w:t>
-      </w:r>
-      <w:r>
-        <w:rPr>
-          <w:rStyle w:val="SpecialCharTok"/>
-        </w:rPr>
-        <w:t xml:space="preserve">+</w:t>
-      </w:r>
-      <w:r>
-        <w:br/>
-      </w:r>
-      <w:r>
-        <w:rPr>
-          <w:rStyle w:val="NormalTok"/>
-        </w:rPr>
-        <w:t xml:space="preserve">  </w:t>
-      </w:r>
-      <w:r>
-        <w:rPr>
-          <w:rStyle w:val="FunctionTok"/>
-        </w:rPr>
-        <w:t xml:space="preserve">scale_fill_manual</w:t>
-      </w:r>
-      <w:r>
-        <w:rPr>
-          <w:rStyle w:val="NormalTok"/>
-        </w:rPr>
-        <w:t xml:space="preserve">(</w:t>
-      </w:r>
-      <w:r>
-        <w:rPr>
-          <w:rStyle w:val="AttributeTok"/>
-        </w:rPr>
-        <w:t xml:space="preserve">values =</w:t>
-      </w:r>
-      <w:r>
-        <w:rPr>
-          <w:rStyle w:val="NormalTok"/>
-        </w:rPr>
-        <w:t xml:space="preserve"> </w:t>
-      </w:r>
-      <w:r>
-        <w:rPr>
-          <w:rStyle w:val="FunctionTok"/>
-        </w:rPr>
-        <w:t xml:space="preserve">c</w:t>
-      </w:r>
-      <w:r>
-        <w:rPr>
-          <w:rStyle w:val="NormalTok"/>
-        </w:rPr>
-        <w:t xml:space="preserve">(</w:t>
-      </w:r>
-      <w:r>
-        <w:rPr>
-          <w:rStyle w:val="StringTok"/>
-        </w:rPr>
-        <w:t xml:space="preserve">"lee"</w:t>
-      </w:r>
-      <w:r>
-        <w:rPr>
-          <w:rStyle w:val="NormalTok"/>
-        </w:rPr>
-        <w:t xml:space="preserve"> </w:t>
-      </w:r>
-      <w:r>
-        <w:rPr>
-          <w:rStyle w:val="OtherTok"/>
-        </w:rPr>
-        <w:t xml:space="preserve">=</w:t>
-      </w:r>
-      <w:r>
-        <w:rPr>
-          <w:rStyle w:val="NormalTok"/>
-        </w:rPr>
-        <w:t xml:space="preserve"> </w:t>
-      </w:r>
-      <w:r>
-        <w:rPr>
-          <w:rStyle w:val="StringTok"/>
-        </w:rPr>
-        <w:t xml:space="preserve">"forestgreen"</w:t>
-      </w:r>
-      <w:r>
-        <w:rPr>
-          <w:rStyle w:val="NormalTok"/>
-        </w:rPr>
-        <w:t xml:space="preserve">, </w:t>
-      </w:r>
-      <w:r>
-        <w:rPr>
-          <w:rStyle w:val="StringTok"/>
-        </w:rPr>
-        <w:t xml:space="preserve">"wind"</w:t>
-      </w:r>
-      <w:r>
-        <w:rPr>
-          <w:rStyle w:val="NormalTok"/>
-        </w:rPr>
-        <w:t xml:space="preserve"> </w:t>
-      </w:r>
-      <w:r>
-        <w:rPr>
-          <w:rStyle w:val="OtherTok"/>
-        </w:rPr>
-        <w:t xml:space="preserve">=</w:t>
-      </w:r>
-      <w:r>
-        <w:rPr>
-          <w:rStyle w:val="NormalTok"/>
-        </w:rPr>
-        <w:t xml:space="preserve"> </w:t>
-      </w:r>
-      <w:r>
-        <w:rPr>
-          <w:rStyle w:val="StringTok"/>
-        </w:rPr>
-        <w:t xml:space="preserve">"skyblue"</w:t>
-      </w:r>
-      <w:r>
-        <w:rPr>
-          <w:rStyle w:val="NormalTok"/>
-        </w:rPr>
-        <w:t xml:space="preserve">),</w:t>
-      </w:r>
-      <w:r>
-        <w:br/>
-      </w:r>
-      <w:r>
-        <w:rPr>
-          <w:rStyle w:val="NormalTok"/>
-        </w:rPr>
-        <w:t xml:space="preserve">                   </w:t>
-      </w:r>
-      <w:r>
-        <w:rPr>
-          <w:rStyle w:val="AttributeTok"/>
-        </w:rPr>
-        <w:t xml:space="preserve">labels =</w:t>
-      </w:r>
-      <w:r>
-        <w:rPr>
-          <w:rStyle w:val="NormalTok"/>
-        </w:rPr>
-        <w:t xml:space="preserve"> </w:t>
-      </w:r>
-      <w:r>
-        <w:rPr>
-          <w:rStyle w:val="FunctionTok"/>
-        </w:rPr>
-        <w:t xml:space="preserve">c</w:t>
-      </w:r>
-      <w:r>
-        <w:rPr>
-          <w:rStyle w:val="NormalTok"/>
-        </w:rPr>
-        <w:t xml:space="preserve">(</w:t>
-      </w:r>
-      <w:r>
-        <w:rPr>
-          <w:rStyle w:val="StringTok"/>
-        </w:rPr>
-        <w:t xml:space="preserve">"lee"</w:t>
-      </w:r>
-      <w:r>
-        <w:rPr>
-          <w:rStyle w:val="NormalTok"/>
-        </w:rPr>
-        <w:t xml:space="preserve"> </w:t>
-      </w:r>
-      <w:r>
-        <w:rPr>
-          <w:rStyle w:val="OtherTok"/>
-        </w:rPr>
-        <w:t xml:space="preserve">=</w:t>
-      </w:r>
-      <w:r>
-        <w:rPr>
-          <w:rStyle w:val="NormalTok"/>
-        </w:rPr>
-        <w:t xml:space="preserve"> </w:t>
-      </w:r>
-      <w:r>
-        <w:rPr>
-          <w:rStyle w:val="StringTok"/>
-        </w:rPr>
-        <w:t xml:space="preserve">"Leeward"</w:t>
-      </w:r>
-      <w:r>
-        <w:rPr>
-          <w:rStyle w:val="NormalTok"/>
-        </w:rPr>
-        <w:t xml:space="preserve">, </w:t>
-      </w:r>
-      <w:r>
-        <w:rPr>
-          <w:rStyle w:val="StringTok"/>
-        </w:rPr>
-        <w:t xml:space="preserve">"wind"</w:t>
-      </w:r>
-      <w:r>
-        <w:rPr>
-          <w:rStyle w:val="NormalTok"/>
-        </w:rPr>
-        <w:t xml:space="preserve"> </w:t>
-      </w:r>
-      <w:r>
-        <w:rPr>
-          <w:rStyle w:val="OtherTok"/>
-        </w:rPr>
-        <w:t xml:space="preserve">=</w:t>
-      </w:r>
-      <w:r>
-        <w:rPr>
-          <w:rStyle w:val="NormalTok"/>
-        </w:rPr>
-        <w:t xml:space="preserve"> </w:t>
-      </w:r>
-      <w:r>
-        <w:rPr>
-          <w:rStyle w:val="StringTok"/>
-        </w:rPr>
-        <w:t xml:space="preserve">"Windward"</w:t>
-      </w:r>
-      <w:r>
-        <w:rPr>
-          <w:rStyle w:val="NormalTok"/>
-        </w:rPr>
-        <w:t xml:space="preserve">))</w:t>
       </w:r>
     </w:p>
     <w:p>
@@ -7677,12 +7458,824 @@
         </w:drawing>
       </w:r>
     </w:p>
+    <w:bookmarkEnd w:id="62"/>
+    <w:bookmarkEnd w:id="63"/>
+    <w:bookmarkStart w:id="80" w:name="X00c38d97125980ced8edc63364110139a5b93bc"/>
     <w:p>
       <w:pPr>
-        <w:pStyle w:val="BodyText"/>
+        <w:pStyle w:val="Heading1"/>
       </w:pPr>
       <w:r>
         <w:t xml:space="preserve">Before conducting the t-test, we should check the assumptions:</w:t>
+      </w:r>
+    </w:p>
+    <w:tbl>
+      <w:tblPr>
+        <w:tblStyle w:val="Table"/>
+        <w:tblLook w:firstRow="0" w:lastRow="0" w:firstColumn="0" w:lastColumn="0" w:noHBand="0" w:noVBand="0" w:val="0000"/>
+        <w:tblBorders>
+          <w:left w:val="single" w:sz="24" w:space="0" w:color="00A047"/>
+          <w:right w:val="single" w:sz="4" w:space="0" w:color="00A047"/>
+          <w:top w:val="single" w:sz="4" w:space="0" w:color="00A047"/>
+          <w:bottom w:val="single" w:sz="4" w:space="0" w:color="00A047"/>
+        </w:tblBorders>
+        <w:tblCellMar>
+          <w:left w:w="144" w:type="dxa"/>
+          <w:right w:w="144" w:type="dxa"/>
+        </w:tblCellMar>
+        <w:tblInd w:w="164" w:type="dxa"/>
+        <w:tblW w:type="pct" w:w="100%"/>
+      </w:tblPr>
+      <w:tr>
+        <w:trPr>
+          <w:cantSplit/>
+        </w:trPr>
+        <w:tc>
+          <w:tcPr>
+            <w:shd w:color="auto" w:fill="ccf1e3" w:val="clear"/>
+            <w:tcMar>
+              <w:top w:w="92" w:type="dxa"/>
+              <w:bottom w:w="92" w:type="dxa"/>
+            </w:tcMar>
+          </w:tcPr>
+          <w:p>
+            <w:pPr>
+              <w:pStyle w:val="FirstParagraph"/>
+            </w:pPr>
+            <w:pPr>
+              <w:spacing w:before="0" w:after="0"/>
+              <w:textAlignment w:val="center"/>
+            </w:pPr>
+            <w:r>
+              <w:drawing>
+                <wp:inline>
+                  <wp:extent cx="152400" cy="152400"/>
+                  <wp:effectExtent b="0" l="0" r="0" t="0"/>
+                  <wp:docPr descr="" title="" id="64" name="Picture"/>
+                  <a:graphic>
+                    <a:graphicData uri="http://schemas.openxmlformats.org/drawingml/2006/picture">
+                      <pic:pic>
+                        <pic:nvPicPr>
+                          <pic:cNvPr descr="/Applications/RStudio.app/Contents/Resources/app/quarto/share/formats/docx/tip.png" id="65" name="Picture"/>
+                          <pic:cNvPicPr>
+                            <a:picLocks noChangeArrowheads="1" noChangeAspect="1"/>
+                          </pic:cNvPicPr>
+                        </pic:nvPicPr>
+                        <pic:blipFill>
+                          <a:blip r:embed="rId24"/>
+                          <a:stretch>
+                            <a:fillRect/>
+                          </a:stretch>
+                        </pic:blipFill>
+                        <pic:spPr bwMode="auto">
+                          <a:xfrm>
+                            <a:off x="0" y="0"/>
+                            <a:ext cx="152400" cy="152400"/>
+                          </a:xfrm>
+                          <a:prstGeom prst="rect">
+                            <a:avLst/>
+                          </a:prstGeom>
+                          <a:noFill/>
+                          <a:ln w="9525">
+                            <a:noFill/>
+                            <a:headEnd/>
+                            <a:tailEnd/>
+                          </a:ln>
+                        </pic:spPr>
+                      </pic:pic>
+                    </a:graphicData>
+                  </a:graphic>
+                </wp:inline>
+              </w:drawing>
+            </w:r>
+            <w:r>
+              <w:t xml:space="preserve"> </w:t>
+            </w:r>
+            <w:r>
+              <w:t xml:space="preserve"> </w:t>
+            </w:r>
+            <w:r>
+              <w:t xml:space="preserve">Practice Exercise 5: Check Assumptions for Two-Sample t-Test</w:t>
+            </w:r>
+          </w:p>
+        </w:tc>
+      </w:tr>
+      <w:tr>
+        <w:trPr>
+          <w:cantSplit/>
+        </w:trPr>
+        <w:tc>
+          <w:tcPr>
+            <w:tcMar>
+              <w:top w:w="108" w:type="dxa"/>
+              <w:bottom w:w="108" w:type="dxa"/>
+            </w:tcMar>
+          </w:tcPr>
+          <w:p>
+            <w:pPr>
+              <w:pStyle w:val="SourceCode"/>
+            </w:pPr>
+            <w:r>
+              <w:rPr>
+                <w:rStyle w:val="CommentTok"/>
+              </w:rPr>
+              <w:t xml:space="preserve"># Separate data by groups</w:t>
+            </w:r>
+            <w:r>
+              <w:br/>
+            </w:r>
+            <w:r>
+              <w:rPr>
+                <w:rStyle w:val="CommentTok"/>
+              </w:rPr>
+              <w:t xml:space="preserve"># Separate data by groups</w:t>
+            </w:r>
+            <w:r>
+              <w:br/>
+            </w:r>
+            <w:r>
+              <w:rPr>
+                <w:rStyle w:val="NormalTok"/>
+              </w:rPr>
+              <w:t xml:space="preserve">i3_data </w:t>
+            </w:r>
+            <w:r>
+              <w:rPr>
+                <w:rStyle w:val="OtherTok"/>
+              </w:rPr>
+              <w:t xml:space="preserve">&lt;-</w:t>
+            </w:r>
+            <w:r>
+              <w:rPr>
+                <w:rStyle w:val="NormalTok"/>
+              </w:rPr>
+              <w:t xml:space="preserve"> g_df </w:t>
+            </w:r>
+            <w:r>
+              <w:rPr>
+                <w:rStyle w:val="SpecialCharTok"/>
+              </w:rPr>
+              <w:t xml:space="preserve">%&gt;%</w:t>
+            </w:r>
+            <w:r>
+              <w:rPr>
+                <w:rStyle w:val="NormalTok"/>
+              </w:rPr>
+              <w:t xml:space="preserve"> </w:t>
+            </w:r>
+            <w:r>
+              <w:rPr>
+                <w:rStyle w:val="FunctionTok"/>
+              </w:rPr>
+              <w:t xml:space="preserve">filter</w:t>
+            </w:r>
+            <w:r>
+              <w:rPr>
+                <w:rStyle w:val="NormalTok"/>
+              </w:rPr>
+              <w:t xml:space="preserve">(lake </w:t>
+            </w:r>
+            <w:r>
+              <w:rPr>
+                <w:rStyle w:val="SpecialCharTok"/>
+              </w:rPr>
+              <w:t xml:space="preserve">==</w:t>
+            </w:r>
+            <w:r>
+              <w:rPr>
+                <w:rStyle w:val="NormalTok"/>
+              </w:rPr>
+              <w:t xml:space="preserve"> </w:t>
+            </w:r>
+            <w:r>
+              <w:rPr>
+                <w:rStyle w:val="StringTok"/>
+              </w:rPr>
+              <w:t xml:space="preserve">"I3"</w:t>
+            </w:r>
+            <w:r>
+              <w:rPr>
+                <w:rStyle w:val="NormalTok"/>
+              </w:rPr>
+              <w:t xml:space="preserve">)</w:t>
+            </w:r>
+            <w:r>
+              <w:br/>
+            </w:r>
+            <w:r>
+              <w:rPr>
+                <w:rStyle w:val="NormalTok"/>
+              </w:rPr>
+              <w:t xml:space="preserve">i8_data </w:t>
+            </w:r>
+            <w:r>
+              <w:rPr>
+                <w:rStyle w:val="OtherTok"/>
+              </w:rPr>
+              <w:t xml:space="preserve">&lt;-</w:t>
+            </w:r>
+            <w:r>
+              <w:rPr>
+                <w:rStyle w:val="NormalTok"/>
+              </w:rPr>
+              <w:t xml:space="preserve"> g_df </w:t>
+            </w:r>
+            <w:r>
+              <w:rPr>
+                <w:rStyle w:val="SpecialCharTok"/>
+              </w:rPr>
+              <w:t xml:space="preserve">%&gt;%</w:t>
+            </w:r>
+            <w:r>
+              <w:rPr>
+                <w:rStyle w:val="NormalTok"/>
+              </w:rPr>
+              <w:t xml:space="preserve"> </w:t>
+            </w:r>
+            <w:r>
+              <w:rPr>
+                <w:rStyle w:val="FunctionTok"/>
+              </w:rPr>
+              <w:t xml:space="preserve">filter</w:t>
+            </w:r>
+            <w:r>
+              <w:rPr>
+                <w:rStyle w:val="NormalTok"/>
+              </w:rPr>
+              <w:t xml:space="preserve">(lake </w:t>
+            </w:r>
+            <w:r>
+              <w:rPr>
+                <w:rStyle w:val="SpecialCharTok"/>
+              </w:rPr>
+              <w:t xml:space="preserve">==</w:t>
+            </w:r>
+            <w:r>
+              <w:rPr>
+                <w:rStyle w:val="NormalTok"/>
+              </w:rPr>
+              <w:t xml:space="preserve"> </w:t>
+            </w:r>
+            <w:r>
+              <w:rPr>
+                <w:rStyle w:val="StringTok"/>
+              </w:rPr>
+              <w:t xml:space="preserve">"I8"</w:t>
+            </w:r>
+            <w:r>
+              <w:rPr>
+                <w:rStyle w:val="NormalTok"/>
+              </w:rPr>
+              <w:t xml:space="preserve">)</w:t>
+            </w:r>
+            <w:r>
+              <w:br/>
+            </w:r>
+            <w:r>
+              <w:br/>
+            </w:r>
+            <w:r>
+              <w:rPr>
+                <w:rStyle w:val="CommentTok"/>
+              </w:rPr>
+              <w:t xml:space="preserve"># 1. Check for normality in each group using QQ plots</w:t>
+            </w:r>
+            <w:r>
+              <w:br/>
+            </w:r>
+            <w:r>
+              <w:br/>
+            </w:r>
+            <w:r>
+              <w:rPr>
+                <w:rStyle w:val="FunctionTok"/>
+              </w:rPr>
+              <w:t xml:space="preserve">qqPlot</w:t>
+            </w:r>
+            <w:r>
+              <w:rPr>
+                <w:rStyle w:val="NormalTok"/>
+              </w:rPr>
+              <w:t xml:space="preserve">(i8_data</w:t>
+            </w:r>
+            <w:r>
+              <w:rPr>
+                <w:rStyle w:val="SpecialCharTok"/>
+              </w:rPr>
+              <w:t xml:space="preserve">$</w:t>
+            </w:r>
+            <w:r>
+              <w:rPr>
+                <w:rStyle w:val="NormalTok"/>
+              </w:rPr>
+              <w:t xml:space="preserve">length_mm, </w:t>
+            </w:r>
+            <w:r>
+              <w:br/>
+            </w:r>
+            <w:r>
+              <w:rPr>
+                <w:rStyle w:val="NormalTok"/>
+              </w:rPr>
+              <w:t xml:space="preserve">       </w:t>
+            </w:r>
+            <w:r>
+              <w:rPr>
+                <w:rStyle w:val="AttributeTok"/>
+              </w:rPr>
+              <w:t xml:space="preserve">main =</w:t>
+            </w:r>
+            <w:r>
+              <w:rPr>
+                <w:rStyle w:val="NormalTok"/>
+              </w:rPr>
+              <w:t xml:space="preserve"> </w:t>
+            </w:r>
+            <w:r>
+              <w:rPr>
+                <w:rStyle w:val="StringTok"/>
+              </w:rPr>
+              <w:t xml:space="preserve">"QQ Plot for I8 fish length"</w:t>
+            </w:r>
+            <w:r>
+              <w:rPr>
+                <w:rStyle w:val="NormalTok"/>
+              </w:rPr>
+              <w:t xml:space="preserve">,</w:t>
+            </w:r>
+            <w:r>
+              <w:br/>
+            </w:r>
+            <w:r>
+              <w:rPr>
+                <w:rStyle w:val="NormalTok"/>
+              </w:rPr>
+              <w:t xml:space="preserve">       </w:t>
+            </w:r>
+            <w:r>
+              <w:rPr>
+                <w:rStyle w:val="AttributeTok"/>
+              </w:rPr>
+              <w:t xml:space="preserve">ylab =</w:t>
+            </w:r>
+            <w:r>
+              <w:rPr>
+                <w:rStyle w:val="NormalTok"/>
+              </w:rPr>
+              <w:t xml:space="preserve"> </w:t>
+            </w:r>
+            <w:r>
+              <w:rPr>
+                <w:rStyle w:val="StringTok"/>
+              </w:rPr>
+              <w:t xml:space="preserve">"Sample Quantiles"</w:t>
+            </w:r>
+            <w:r>
+              <w:rPr>
+                <w:rStyle w:val="NormalTok"/>
+              </w:rPr>
+              <w:t xml:space="preserve">)</w:t>
+            </w:r>
+          </w:p>
+          <w:p>
+            <w:pPr>
+              <w:pStyle w:val="FirstParagraph"/>
+            </w:pPr>
+            <w:r>
+              <w:drawing>
+                <wp:inline>
+                  <wp:extent cx="2743200" cy="2743200"/>
+                  <wp:effectExtent b="0" l="0" r="0" t="0"/>
+                  <wp:docPr descr="" title="" id="67" name="Picture"/>
+                  <a:graphic>
+                    <a:graphicData uri="http://schemas.openxmlformats.org/drawingml/2006/picture">
+                      <pic:pic>
+                        <pic:nvPicPr>
+                          <pic:cNvPr descr="05_02_class_activity_files/figure-docx/two_sample_assumptions-1.jpeg" id="68" name="Picture"/>
+                          <pic:cNvPicPr>
+                            <a:picLocks noChangeArrowheads="1" noChangeAspect="1"/>
+                          </pic:cNvPicPr>
+                        </pic:nvPicPr>
+                        <pic:blipFill>
+                          <a:blip r:embed="rId66"/>
+                          <a:stretch>
+                            <a:fillRect/>
+                          </a:stretch>
+                        </pic:blipFill>
+                        <pic:spPr bwMode="auto">
+                          <a:xfrm>
+                            <a:off x="0" y="0"/>
+                            <a:ext cx="2743200" cy="2743200"/>
+                          </a:xfrm>
+                          <a:prstGeom prst="rect">
+                            <a:avLst/>
+                          </a:prstGeom>
+                          <a:noFill/>
+                          <a:ln w="9525">
+                            <a:noFill/>
+                            <a:headEnd/>
+                            <a:tailEnd/>
+                          </a:ln>
+                        </pic:spPr>
+                      </pic:pic>
+                    </a:graphicData>
+                  </a:graphic>
+                </wp:inline>
+              </w:drawing>
+            </w:r>
+          </w:p>
+          <w:p>
+            <w:pPr>
+              <w:pStyle w:val="SourceCode"/>
+            </w:pPr>
+            <w:r>
+              <w:rPr>
+                <w:rStyle w:val="VerbatimChar"/>
+              </w:rPr>
+              <w:t xml:space="preserve">[1] 79 62</w:t>
+            </w:r>
+          </w:p>
+          <w:p>
+            <w:pPr>
+              <w:pStyle w:val="SourceCode"/>
+            </w:pPr>
+            <w:r>
+              <w:rPr>
+                <w:rStyle w:val="FunctionTok"/>
+              </w:rPr>
+              <w:t xml:space="preserve">qqPlot</w:t>
+            </w:r>
+            <w:r>
+              <w:rPr>
+                <w:rStyle w:val="NormalTok"/>
+              </w:rPr>
+              <w:t xml:space="preserve">(i3_data</w:t>
+            </w:r>
+            <w:r>
+              <w:rPr>
+                <w:rStyle w:val="SpecialCharTok"/>
+              </w:rPr>
+              <w:t xml:space="preserve">$</w:t>
+            </w:r>
+            <w:r>
+              <w:rPr>
+                <w:rStyle w:val="NormalTok"/>
+              </w:rPr>
+              <w:t xml:space="preserve">length_mm, </w:t>
+            </w:r>
+            <w:r>
+              <w:br/>
+            </w:r>
+            <w:r>
+              <w:rPr>
+                <w:rStyle w:val="NormalTok"/>
+              </w:rPr>
+              <w:t xml:space="preserve">       </w:t>
+            </w:r>
+            <w:r>
+              <w:rPr>
+                <w:rStyle w:val="AttributeTok"/>
+              </w:rPr>
+              <w:t xml:space="preserve">main =</w:t>
+            </w:r>
+            <w:r>
+              <w:rPr>
+                <w:rStyle w:val="NormalTok"/>
+              </w:rPr>
+              <w:t xml:space="preserve"> </w:t>
+            </w:r>
+            <w:r>
+              <w:rPr>
+                <w:rStyle w:val="StringTok"/>
+              </w:rPr>
+              <w:t xml:space="preserve">"QQ Plot for I3 fish length"</w:t>
+            </w:r>
+            <w:r>
+              <w:rPr>
+                <w:rStyle w:val="NormalTok"/>
+              </w:rPr>
+              <w:t xml:space="preserve">,</w:t>
+            </w:r>
+            <w:r>
+              <w:br/>
+            </w:r>
+            <w:r>
+              <w:rPr>
+                <w:rStyle w:val="NormalTok"/>
+              </w:rPr>
+              <w:t xml:space="preserve">       </w:t>
+            </w:r>
+            <w:r>
+              <w:rPr>
+                <w:rStyle w:val="AttributeTok"/>
+              </w:rPr>
+              <w:t xml:space="preserve">ylab =</w:t>
+            </w:r>
+            <w:r>
+              <w:rPr>
+                <w:rStyle w:val="NormalTok"/>
+              </w:rPr>
+              <w:t xml:space="preserve"> </w:t>
+            </w:r>
+            <w:r>
+              <w:rPr>
+                <w:rStyle w:val="StringTok"/>
+              </w:rPr>
+              <w:t xml:space="preserve">"Sample Quantiles"</w:t>
+            </w:r>
+            <w:r>
+              <w:rPr>
+                <w:rStyle w:val="NormalTok"/>
+              </w:rPr>
+              <w:t xml:space="preserve">)</w:t>
+            </w:r>
+          </w:p>
+          <w:p>
+            <w:pPr>
+              <w:pStyle w:val="FirstParagraph"/>
+            </w:pPr>
+            <w:r>
+              <w:drawing>
+                <wp:inline>
+                  <wp:extent cx="2743200" cy="2743200"/>
+                  <wp:effectExtent b="0" l="0" r="0" t="0"/>
+                  <wp:docPr descr="" title="" id="70" name="Picture"/>
+                  <a:graphic>
+                    <a:graphicData uri="http://schemas.openxmlformats.org/drawingml/2006/picture">
+                      <pic:pic>
+                        <pic:nvPicPr>
+                          <pic:cNvPr descr="05_02_class_activity_files/figure-docx/unnamed-chunk-7-1.jpeg" id="71" name="Picture"/>
+                          <pic:cNvPicPr>
+                            <a:picLocks noChangeArrowheads="1" noChangeAspect="1"/>
+                          </pic:cNvPicPr>
+                        </pic:nvPicPr>
+                        <pic:blipFill>
+                          <a:blip r:embed="rId69"/>
+                          <a:stretch>
+                            <a:fillRect/>
+                          </a:stretch>
+                        </pic:blipFill>
+                        <pic:spPr bwMode="auto">
+                          <a:xfrm>
+                            <a:off x="0" y="0"/>
+                            <a:ext cx="2743200" cy="2743200"/>
+                          </a:xfrm>
+                          <a:prstGeom prst="rect">
+                            <a:avLst/>
+                          </a:prstGeom>
+                          <a:noFill/>
+                          <a:ln w="9525">
+                            <a:noFill/>
+                            <a:headEnd/>
+                            <a:tailEnd/>
+                          </a:ln>
+                        </pic:spPr>
+                      </pic:pic>
+                    </a:graphicData>
+                  </a:graphic>
+                </wp:inline>
+              </w:drawing>
+            </w:r>
+          </w:p>
+          <w:p>
+            <w:pPr>
+              <w:pStyle w:val="SourceCode"/>
+            </w:pPr>
+            <w:r>
+              <w:rPr>
+                <w:rStyle w:val="VerbatimChar"/>
+              </w:rPr>
+              <w:t xml:space="preserve">[1] 53 35</w:t>
+            </w:r>
+          </w:p>
+          <w:p>
+            <w:pPr>
+              <w:pStyle w:val="SourceCode"/>
+            </w:pPr>
+            <w:r>
+              <w:rPr>
+                <w:rStyle w:val="CommentTok"/>
+              </w:rPr>
+              <w:t xml:space="preserve"># 2. Check for equal variances using Levene's test</w:t>
+            </w:r>
+            <w:r>
+              <w:br/>
+            </w:r>
+            <w:r>
+              <w:rPr>
+                <w:rStyle w:val="CommentTok"/>
+              </w:rPr>
+              <w:t xml:space="preserve"># H0: Variances are equal</w:t>
+            </w:r>
+            <w:r>
+              <w:br/>
+            </w:r>
+            <w:r>
+              <w:rPr>
+                <w:rStyle w:val="CommentTok"/>
+              </w:rPr>
+              <w:t xml:space="preserve"># H1: Variances are not equal</w:t>
+            </w:r>
+            <w:r>
+              <w:br/>
+            </w:r>
+            <w:r>
+              <w:rPr>
+                <w:rStyle w:val="NormalTok"/>
+              </w:rPr>
+              <w:t xml:space="preserve">levene_result </w:t>
+            </w:r>
+            <w:r>
+              <w:rPr>
+                <w:rStyle w:val="OtherTok"/>
+              </w:rPr>
+              <w:t xml:space="preserve">&lt;-</w:t>
+            </w:r>
+            <w:r>
+              <w:rPr>
+                <w:rStyle w:val="NormalTok"/>
+              </w:rPr>
+              <w:t xml:space="preserve"> </w:t>
+            </w:r>
+            <w:r>
+              <w:rPr>
+                <w:rStyle w:val="FunctionTok"/>
+              </w:rPr>
+              <w:t xml:space="preserve">leveneTest</w:t>
+            </w:r>
+            <w:r>
+              <w:rPr>
+                <w:rStyle w:val="NormalTok"/>
+              </w:rPr>
+              <w:t xml:space="preserve">(length_mm </w:t>
+            </w:r>
+            <w:r>
+              <w:rPr>
+                <w:rStyle w:val="SpecialCharTok"/>
+              </w:rPr>
+              <w:t xml:space="preserve">~</w:t>
+            </w:r>
+            <w:r>
+              <w:rPr>
+                <w:rStyle w:val="NormalTok"/>
+              </w:rPr>
+              <w:t xml:space="preserve"> lake, </w:t>
+            </w:r>
+            <w:r>
+              <w:rPr>
+                <w:rStyle w:val="AttributeTok"/>
+              </w:rPr>
+              <w:t xml:space="preserve">data =</w:t>
+            </w:r>
+            <w:r>
+              <w:rPr>
+                <w:rStyle w:val="NormalTok"/>
+              </w:rPr>
+              <w:t xml:space="preserve"> g_df)</w:t>
+            </w:r>
+          </w:p>
+          <w:p>
+            <w:pPr>
+              <w:pStyle w:val="SourceCode"/>
+            </w:pPr>
+            <w:r>
+              <w:rPr>
+                <w:rStyle w:val="VerbatimChar"/>
+              </w:rPr>
+              <w:t xml:space="preserve">Warning in leveneTest.default(y = y, group = group, ...): group coerced to</w:t>
+            </w:r>
+            <w:r>
+              <w:br/>
+            </w:r>
+            <w:r>
+              <w:rPr>
+                <w:rStyle w:val="VerbatimChar"/>
+              </w:rPr>
+              <w:t xml:space="preserve">factor.</w:t>
+            </w:r>
+          </w:p>
+          <w:p>
+            <w:pPr>
+              <w:pStyle w:val="SourceCode"/>
+            </w:pPr>
+            <w:r>
+              <w:rPr>
+                <w:rStyle w:val="FunctionTok"/>
+              </w:rPr>
+              <w:t xml:space="preserve">print</w:t>
+            </w:r>
+            <w:r>
+              <w:rPr>
+                <w:rStyle w:val="NormalTok"/>
+              </w:rPr>
+              <w:t xml:space="preserve">(</w:t>
+            </w:r>
+            <w:r>
+              <w:rPr>
+                <w:rStyle w:val="StringTok"/>
+              </w:rPr>
+              <w:t xml:space="preserve">"Levene's Test for Homogeneity of Variance:"</w:t>
+            </w:r>
+            <w:r>
+              <w:rPr>
+                <w:rStyle w:val="NormalTok"/>
+              </w:rPr>
+              <w:t xml:space="preserve">)</w:t>
+            </w:r>
+          </w:p>
+          <w:p>
+            <w:pPr>
+              <w:pStyle w:val="SourceCode"/>
+            </w:pPr>
+            <w:r>
+              <w:rPr>
+                <w:rStyle w:val="VerbatimChar"/>
+              </w:rPr>
+              <w:t xml:space="preserve">[1] "Levene's Test for Homogeneity of Variance:"</w:t>
+            </w:r>
+          </w:p>
+          <w:p>
+            <w:pPr>
+              <w:pStyle w:val="SourceCode"/>
+            </w:pPr>
+            <w:r>
+              <w:rPr>
+                <w:rStyle w:val="FunctionTok"/>
+              </w:rPr>
+              <w:t xml:space="preserve">print</w:t>
+            </w:r>
+            <w:r>
+              <w:rPr>
+                <w:rStyle w:val="NormalTok"/>
+              </w:rPr>
+              <w:t xml:space="preserve">(levene_result)</w:t>
+            </w:r>
+          </w:p>
+          <w:p>
+            <w:pPr>
+              <w:pStyle w:val="SourceCode"/>
+            </w:pPr>
+            <w:r>
+              <w:rPr>
+                <w:rStyle w:val="VerbatimChar"/>
+              </w:rPr>
+              <w:t xml:space="preserve">Levene's Test for Homogeneity of Variance (center = median)</w:t>
+            </w:r>
+            <w:r>
+              <w:br/>
+            </w:r>
+            <w:r>
+              <w:rPr>
+                <w:rStyle w:val="VerbatimChar"/>
+              </w:rPr>
+              <w:t xml:space="preserve">       Df F value    Pr(&gt;F)    </w:t>
+            </w:r>
+            <w:r>
+              <w:br/>
+            </w:r>
+            <w:r>
+              <w:rPr>
+                <w:rStyle w:val="VerbatimChar"/>
+              </w:rPr>
+              <w:t xml:space="preserve">group   1  13.705 0.0002907 ***</w:t>
+            </w:r>
+            <w:r>
+              <w:br/>
+            </w:r>
+            <w:r>
+              <w:rPr>
+                <w:rStyle w:val="VerbatimChar"/>
+              </w:rPr>
+              <w:t xml:space="preserve">      166                      </w:t>
+            </w:r>
+            <w:r>
+              <w:br/>
+            </w:r>
+            <w:r>
+              <w:rPr>
+                <w:rStyle w:val="VerbatimChar"/>
+              </w:rPr>
+              <w:t xml:space="preserve">---</w:t>
+            </w:r>
+            <w:r>
+              <w:br/>
+            </w:r>
+            <w:r>
+              <w:rPr>
+                <w:rStyle w:val="VerbatimChar"/>
+              </w:rPr>
+              <w:t xml:space="preserve">Signif. codes:  0 '***' 0.001 '**' 0.01 '*' 0.05 '.' 0.1 ' ' 1</w:t>
+            </w:r>
+          </w:p>
+        </w:tc>
+      </w:tr>
+    </w:tbl>
+    <w:p>
+      <w:pPr>
+        <w:pStyle w:val="FirstParagraph"/>
+      </w:pPr>
+      <w:r>
+        <w:t xml:space="preserve"> </w:t>
       </w:r>
     </w:p>
     <w:tbl>
@@ -7727,12 +8320,12 @@
                 <wp:inline>
                   <wp:extent cx="152400" cy="152400"/>
                   <wp:effectExtent b="0" l="0" r="0" t="0"/>
-                  <wp:docPr descr="" title="" id="62" name="Picture"/>
+                  <wp:docPr descr="" title="" id="72" name="Picture"/>
                   <a:graphic>
                     <a:graphicData uri="http://schemas.openxmlformats.org/drawingml/2006/picture">
                       <pic:pic>
                         <pic:nvPicPr>
-                          <pic:cNvPr descr="/Applications/RStudio.app/Contents/Resources/app/quarto/share/formats/docx/tip.png" id="63" name="Picture"/>
+                          <pic:cNvPr descr="/Applications/RStudio.app/Contents/Resources/app/quarto/share/formats/docx/tip.png" id="73" name="Picture"/>
                           <pic:cNvPicPr>
                             <a:picLocks noChangeArrowheads="1" noChangeAspect="1"/>
                           </pic:cNvPicPr>
@@ -7771,7 +8364,160 @@
               <w:t xml:space="preserve"> </w:t>
             </w:r>
             <w:r>
-              <w:t xml:space="preserve">Practice Exercise 5: Check Assumptions for Two-Sample t-Test</w:t>
+              <w:t xml:space="preserve">Tip</w:t>
+            </w:r>
+          </w:p>
+        </w:tc>
+      </w:tr>
+      <w:tr>
+        <w:trPr>
+          <w:cantSplit/>
+        </w:trPr>
+        <w:tc>
+          <w:tcPr>
+            <w:tcMar>
+              <w:top w:w="108" w:type="dxa"/>
+              <w:bottom w:w="108" w:type="dxa"/>
+            </w:tcMar>
+          </w:tcPr>
+          <w:p>
+            <w:pPr>
+              <w:pStyle w:val="BodyText"/>
+            </w:pPr>
+            <w:pPr>
+              <w:spacing w:before="16"/>
+            </w:pPr>
+            <w:r>
+              <w:t xml:space="preserve">Interpreting the assumption checks:</w:t>
+            </w:r>
+          </w:p>
+          <w:p>
+            <w:pPr>
+              <w:numPr>
+                <w:ilvl w:val="0"/>
+                <w:numId w:val="1007"/>
+              </w:numPr>
+            </w:pPr>
+            <w:r>
+              <w:t xml:space="preserve">QQ plots: Do points approximately follow the line for both groups?</w:t>
+            </w:r>
+          </w:p>
+          <w:p>
+            <w:pPr>
+              <w:numPr>
+                <w:ilvl w:val="0"/>
+                <w:numId w:val="1007"/>
+              </w:numPr>
+            </w:pPr>
+            <w:r>
+              <w:t xml:space="preserve">Levene’s test: If p &gt; 0.05, we don’t reject the assumption of equal</w:t>
+            </w:r>
+            <w:r>
+              <w:t xml:space="preserve"> </w:t>
+            </w:r>
+            <w:r>
+              <w:t xml:space="preserve">variances</w:t>
+            </w:r>
+          </w:p>
+        </w:tc>
+      </w:tr>
+    </w:tbl>
+    <w:bookmarkStart w:id="79" w:name="now-lets-conduct-the-two-sample-t-test"/>
+    <w:p>
+      <w:pPr>
+        <w:pStyle w:val="Heading2"/>
+      </w:pPr>
+      <w:r>
+        <w:t xml:space="preserve">Now let’s conduct the two-sample t-test:</w:t>
+      </w:r>
+    </w:p>
+    <w:tbl>
+      <w:tblPr>
+        <w:tblStyle w:val="Table"/>
+        <w:tblLook w:firstRow="0" w:lastRow="0" w:firstColumn="0" w:lastColumn="0" w:noHBand="0" w:noVBand="0" w:val="0000"/>
+        <w:tblBorders>
+          <w:left w:val="single" w:sz="24" w:space="0" w:color="00A047"/>
+          <w:right w:val="single" w:sz="4" w:space="0" w:color="00A047"/>
+          <w:top w:val="single" w:sz="4" w:space="0" w:color="00A047"/>
+          <w:bottom w:val="single" w:sz="4" w:space="0" w:color="00A047"/>
+        </w:tblBorders>
+        <w:tblCellMar>
+          <w:left w:w="144" w:type="dxa"/>
+          <w:right w:w="144" w:type="dxa"/>
+        </w:tblCellMar>
+        <w:tblInd w:w="164" w:type="dxa"/>
+        <w:tblW w:type="pct" w:w="100%"/>
+      </w:tblPr>
+      <w:tr>
+        <w:trPr>
+          <w:cantSplit/>
+        </w:trPr>
+        <w:tc>
+          <w:tcPr>
+            <w:shd w:color="auto" w:fill="ccf1e3" w:val="clear"/>
+            <w:tcMar>
+              <w:top w:w="92" w:type="dxa"/>
+              <w:bottom w:w="92" w:type="dxa"/>
+            </w:tcMar>
+          </w:tcPr>
+          <w:p>
+            <w:pPr>
+              <w:pStyle w:val="FirstParagraph"/>
+            </w:pPr>
+            <w:pPr>
+              <w:spacing w:before="0" w:after="0"/>
+              <w:textAlignment w:val="center"/>
+            </w:pPr>
+            <w:r>
+              <w:drawing>
+                <wp:inline>
+                  <wp:extent cx="152400" cy="152400"/>
+                  <wp:effectExtent b="0" l="0" r="0" t="0"/>
+                  <wp:docPr descr="" title="" id="74" name="Picture"/>
+                  <a:graphic>
+                    <a:graphicData uri="http://schemas.openxmlformats.org/drawingml/2006/picture">
+                      <pic:pic>
+                        <pic:nvPicPr>
+                          <pic:cNvPr descr="/Applications/RStudio.app/Contents/Resources/app/quarto/share/formats/docx/tip.png" id="75" name="Picture"/>
+                          <pic:cNvPicPr>
+                            <a:picLocks noChangeArrowheads="1" noChangeAspect="1"/>
+                          </pic:cNvPicPr>
+                        </pic:nvPicPr>
+                        <pic:blipFill>
+                          <a:blip r:embed="rId24"/>
+                          <a:stretch>
+                            <a:fillRect/>
+                          </a:stretch>
+                        </pic:blipFill>
+                        <pic:spPr bwMode="auto">
+                          <a:xfrm>
+                            <a:off x="0" y="0"/>
+                            <a:ext cx="152400" cy="152400"/>
+                          </a:xfrm>
+                          <a:prstGeom prst="rect">
+                            <a:avLst/>
+                          </a:prstGeom>
+                          <a:noFill/>
+                          <a:ln w="9525">
+                            <a:noFill/>
+                            <a:headEnd/>
+                            <a:tailEnd/>
+                          </a:ln>
+                        </pic:spPr>
+                      </pic:pic>
+                    </a:graphicData>
+                  </a:graphic>
+                </wp:inline>
+              </w:drawing>
+            </w:r>
+            <w:r>
+              <w:t xml:space="preserve"> </w:t>
+            </w:r>
+            <w:r>
+              <w:t xml:space="preserve"> </w:t>
+            </w:r>
+            <w:r>
+              <w:t xml:space="preserve">Practice Exercise 6: Two-Sample t-Test</w:t>
             </w:r>
           </w:p>
         </w:tc>
@@ -7795,16 +8541,55 @@
               <w:rPr>
                 <w:rStyle w:val="CommentTok"/>
               </w:rPr>
-              <w:t xml:space="preserve"># Separate data by groups</w:t>
+              <w:t xml:space="preserve"># Perform a two-sample t-test</w:t>
             </w:r>
             <w:r>
               <w:br/>
             </w:r>
             <w:r>
               <w:rPr>
-                <w:rStyle w:val="NormalTok"/>
-              </w:rPr>
-              <w:t xml:space="preserve">windward_data </w:t>
+                <w:rStyle w:val="CommentTok"/>
+              </w:rPr>
+              <w:t xml:space="preserve"># H0: μ1 = μ2 (The mean needle lengths are equal)</w:t>
+            </w:r>
+            <w:r>
+              <w:br/>
+            </w:r>
+            <w:r>
+              <w:rPr>
+                <w:rStyle w:val="CommentTok"/>
+              </w:rPr>
+              <w:t xml:space="preserve"># H1: μ1 ≠ μ2 (The mean needle lengths are different)</w:t>
+            </w:r>
+            <w:r>
+              <w:br/>
+            </w:r>
+            <w:r>
+              <w:br/>
+            </w:r>
+            <w:r>
+              <w:rPr>
+                <w:rStyle w:val="CommentTok"/>
+              </w:rPr>
+              <w:t xml:space="preserve"># var.equal=TRUE uses the standard t-test (pooled variance)</w:t>
+            </w:r>
+            <w:r>
+              <w:br/>
+            </w:r>
+            <w:r>
+              <w:rPr>
+                <w:rStyle w:val="CommentTok"/>
+              </w:rPr>
+              <w:t xml:space="preserve"># var.equal=FALSE uses Welch's t-test (for unequal variances)</w:t>
+            </w:r>
+            <w:r>
+              <w:br/>
+            </w:r>
+            <w:r>
+              <w:rPr>
+                <w:rStyle w:val="NormalTok"/>
+              </w:rPr>
+              <w:t xml:space="preserve">t_test_result </w:t>
             </w:r>
             <w:r>
               <w:rPr>
@@ -7816,15 +8601,250 @@
               <w:rPr>
                 <w:rStyle w:val="NormalTok"/>
               </w:rPr>
-              <w:t xml:space="preserve"> p_df </w:t>
+              <w:t xml:space="preserve"> </w:t>
+            </w:r>
+            <w:r>
+              <w:rPr>
+                <w:rStyle w:val="FunctionTok"/>
+              </w:rPr>
+              <w:t xml:space="preserve">t.test</w:t>
+            </w:r>
+            <w:r>
+              <w:rPr>
+                <w:rStyle w:val="NormalTok"/>
+              </w:rPr>
+              <w:t xml:space="preserve">(length_mm </w:t>
             </w:r>
             <w:r>
               <w:rPr>
                 <w:rStyle w:val="SpecialCharTok"/>
               </w:rPr>
+              <w:t xml:space="preserve">~</w:t>
+            </w:r>
+            <w:r>
+              <w:rPr>
+                <w:rStyle w:val="NormalTok"/>
+              </w:rPr>
+              <w:t xml:space="preserve"> lake, </w:t>
+            </w:r>
+            <w:r>
+              <w:rPr>
+                <w:rStyle w:val="AttributeTok"/>
+              </w:rPr>
+              <w:t xml:space="preserve">data =</w:t>
+            </w:r>
+            <w:r>
+              <w:rPr>
+                <w:rStyle w:val="NormalTok"/>
+              </w:rPr>
+              <w:t xml:space="preserve"> g_df, </w:t>
+            </w:r>
+            <w:r>
+              <w:rPr>
+                <w:rStyle w:val="AttributeTok"/>
+              </w:rPr>
+              <w:t xml:space="preserve">var.equal =</w:t>
+            </w:r>
+            <w:r>
+              <w:rPr>
+                <w:rStyle w:val="NormalTok"/>
+              </w:rPr>
+              <w:t xml:space="preserve"> </w:t>
+            </w:r>
+            <w:r>
+              <w:rPr>
+                <w:rStyle w:val="ConstantTok"/>
+              </w:rPr>
+              <w:t xml:space="preserve">TRUE</w:t>
+            </w:r>
+            <w:r>
+              <w:rPr>
+                <w:rStyle w:val="NormalTok"/>
+              </w:rPr>
+              <w:t xml:space="preserve">)</w:t>
+            </w:r>
+            <w:r>
+              <w:br/>
+            </w:r>
+            <w:r>
+              <w:br/>
+            </w:r>
+            <w:r>
+              <w:rPr>
+                <w:rStyle w:val="CommentTok"/>
+              </w:rPr>
+              <w:t xml:space="preserve"># Display the test results</w:t>
+            </w:r>
+            <w:r>
+              <w:br/>
+            </w:r>
+            <w:r>
+              <w:rPr>
+                <w:rStyle w:val="FunctionTok"/>
+              </w:rPr>
+              <w:t xml:space="preserve">print</w:t>
+            </w:r>
+            <w:r>
+              <w:rPr>
+                <w:rStyle w:val="NormalTok"/>
+              </w:rPr>
+              <w:t xml:space="preserve">(t_test_result)</w:t>
+            </w:r>
+          </w:p>
+          <w:p>
+            <w:pPr>
+              <w:pStyle w:val="SourceCode"/>
+            </w:pPr>
+            <w:r>
+              <w:br/>
+            </w:r>
+            <w:r>
+              <w:rPr>
+                <w:rStyle w:val="VerbatimChar"/>
+              </w:rPr>
+              <w:t xml:space="preserve">    Two Sample t-test</w:t>
+            </w:r>
+            <w:r>
+              <w:br/>
+            </w:r>
+            <w:r>
+              <w:br/>
+            </w:r>
+            <w:r>
+              <w:rPr>
+                <w:rStyle w:val="VerbatimChar"/>
+              </w:rPr>
+              <w:t xml:space="preserve">data:  length_mm by lake</w:t>
+            </w:r>
+            <w:r>
+              <w:br/>
+            </w:r>
+            <w:r>
+              <w:rPr>
+                <w:rStyle w:val="VerbatimChar"/>
+              </w:rPr>
+              <w:t xml:space="preserve">t = -13.797, df = 166, p-value &lt; 2.2e-16</w:t>
+            </w:r>
+            <w:r>
+              <w:br/>
+            </w:r>
+            <w:r>
+              <w:rPr>
+                <w:rStyle w:val="VerbatimChar"/>
+              </w:rPr>
+              <w:t xml:space="preserve">alternative hypothesis: true difference in means between group I3 and group I8 is not equal to 0</w:t>
+            </w:r>
+            <w:r>
+              <w:br/>
+            </w:r>
+            <w:r>
+              <w:rPr>
+                <w:rStyle w:val="VerbatimChar"/>
+              </w:rPr>
+              <w:t xml:space="preserve">95 percent confidence interval:</w:t>
+            </w:r>
+            <w:r>
+              <w:br/>
+            </w:r>
+            <w:r>
+              <w:rPr>
+                <w:rStyle w:val="VerbatimChar"/>
+              </w:rPr>
+              <w:t xml:space="preserve"> -110.87187  -83.11208</w:t>
+            </w:r>
+            <w:r>
+              <w:br/>
+            </w:r>
+            <w:r>
+              <w:rPr>
+                <w:rStyle w:val="VerbatimChar"/>
+              </w:rPr>
+              <w:t xml:space="preserve">sample estimates:</w:t>
+            </w:r>
+            <w:r>
+              <w:br/>
+            </w:r>
+            <w:r>
+              <w:rPr>
+                <w:rStyle w:val="VerbatimChar"/>
+              </w:rPr>
+              <w:t xml:space="preserve">mean in group I3 mean in group I8 </w:t>
+            </w:r>
+            <w:r>
+              <w:br/>
+            </w:r>
+            <w:r>
+              <w:rPr>
+                <w:rStyle w:val="VerbatimChar"/>
+              </w:rPr>
+              <w:t xml:space="preserve">        265.6061         362.5980 </w:t>
+            </w:r>
+          </w:p>
+          <w:p>
+            <w:pPr>
+              <w:pStyle w:val="SourceCode"/>
+            </w:pPr>
+            <w:r>
+              <w:rPr>
+                <w:rStyle w:val="CommentTok"/>
+              </w:rPr>
+              <w:t xml:space="preserve"># Calculate the mean difference</w:t>
+            </w:r>
+            <w:r>
+              <w:br/>
+            </w:r>
+            <w:r>
+              <w:rPr>
+                <w:rStyle w:val="NormalTok"/>
+              </w:rPr>
+              <w:t xml:space="preserve">g_summary </w:t>
+            </w:r>
+            <w:r>
+              <w:rPr>
+                <w:rStyle w:val="SpecialCharTok"/>
+              </w:rPr>
               <w:t xml:space="preserve">%&gt;%</w:t>
             </w:r>
             <w:r>
+              <w:br/>
+            </w:r>
+            <w:r>
+              <w:rPr>
+                <w:rStyle w:val="NormalTok"/>
+              </w:rPr>
+              <w:t xml:space="preserve">  </w:t>
+            </w:r>
+            <w:r>
+              <w:rPr>
+                <w:rStyle w:val="FunctionTok"/>
+              </w:rPr>
+              <w:t xml:space="preserve">summarize</w:t>
+            </w:r>
+            <w:r>
+              <w:rPr>
+                <w:rStyle w:val="NormalTok"/>
+              </w:rPr>
+              <w:t xml:space="preserve">(</w:t>
+            </w:r>
+            <w:r>
+              <w:rPr>
+                <w:rStyle w:val="AttributeTok"/>
+              </w:rPr>
+              <w:t xml:space="preserve">difference =</w:t>
+            </w:r>
+            <w:r>
+              <w:rPr>
+                <w:rStyle w:val="NormalTok"/>
+              </w:rPr>
+              <w:t xml:space="preserve"> mean_length[lake </w:t>
+            </w:r>
+            <w:r>
+              <w:rPr>
+                <w:rStyle w:val="SpecialCharTok"/>
+              </w:rPr>
+              <w:t xml:space="preserve">==</w:t>
+            </w:r>
+            <w:r>
               <w:rPr>
                 <w:rStyle w:val="NormalTok"/>
               </w:rPr>
@@ -7832,21 +8852,196 @@
             </w:r>
             <w:r>
               <w:rPr>
+                <w:rStyle w:val="StringTok"/>
+              </w:rPr>
+              <w:t xml:space="preserve">"I8"</w:t>
+            </w:r>
+            <w:r>
+              <w:rPr>
+                <w:rStyle w:val="NormalTok"/>
+              </w:rPr>
+              <w:t xml:space="preserve">] </w:t>
+            </w:r>
+            <w:r>
+              <w:rPr>
+                <w:rStyle w:val="SpecialCharTok"/>
+              </w:rPr>
+              <w:t xml:space="preserve">-</w:t>
+            </w:r>
+            <w:r>
+              <w:rPr>
+                <w:rStyle w:val="NormalTok"/>
+              </w:rPr>
+              <w:t xml:space="preserve"> mean_length[lake </w:t>
+            </w:r>
+            <w:r>
+              <w:rPr>
+                <w:rStyle w:val="SpecialCharTok"/>
+              </w:rPr>
+              <w:t xml:space="preserve">==</w:t>
+            </w:r>
+            <w:r>
+              <w:rPr>
+                <w:rStyle w:val="NormalTok"/>
+              </w:rPr>
+              <w:t xml:space="preserve"> </w:t>
+            </w:r>
+            <w:r>
+              <w:rPr>
+                <w:rStyle w:val="StringTok"/>
+              </w:rPr>
+              <w:t xml:space="preserve">"I3"</w:t>
+            </w:r>
+            <w:r>
+              <w:rPr>
+                <w:rStyle w:val="NormalTok"/>
+              </w:rPr>
+              <w:t xml:space="preserve">])</w:t>
+            </w:r>
+          </w:p>
+          <w:p>
+            <w:pPr>
+              <w:pStyle w:val="SourceCode"/>
+            </w:pPr>
+            <w:r>
+              <w:rPr>
+                <w:rStyle w:val="VerbatimChar"/>
+              </w:rPr>
+              <w:t xml:space="preserve"># A tibble: 1 × 1</w:t>
+            </w:r>
+            <w:r>
+              <w:br/>
+            </w:r>
+            <w:r>
+              <w:rPr>
+                <w:rStyle w:val="VerbatimChar"/>
+              </w:rPr>
+              <w:t xml:space="preserve">  difference</w:t>
+            </w:r>
+            <w:r>
+              <w:br/>
+            </w:r>
+            <w:r>
+              <w:rPr>
+                <w:rStyle w:val="VerbatimChar"/>
+              </w:rPr>
+              <w:t xml:space="preserve">       &lt;dbl&gt;</w:t>
+            </w:r>
+            <w:r>
+              <w:br/>
+            </w:r>
+            <w:r>
+              <w:rPr>
+                <w:rStyle w:val="VerbatimChar"/>
+              </w:rPr>
+              <w:t xml:space="preserve">1       97.0</w:t>
+            </w:r>
+          </w:p>
+          <w:p>
+            <w:pPr>
+              <w:pStyle w:val="SourceCode"/>
+            </w:pPr>
+            <w:r>
+              <w:rPr>
+                <w:rStyle w:val="CommentTok"/>
+              </w:rPr>
+              <w:t xml:space="preserve"># Visualize the results with a mean and error bar plot</w:t>
+            </w:r>
+            <w:r>
+              <w:br/>
+            </w:r>
+            <w:r>
+              <w:rPr>
                 <w:rStyle w:val="FunctionTok"/>
               </w:rPr>
-              <w:t xml:space="preserve">filter</w:t>
-            </w:r>
-            <w:r>
-              <w:rPr>
-                <w:rStyle w:val="NormalTok"/>
-              </w:rPr>
-              <w:t xml:space="preserve">(wind </w:t>
+              <w:t xml:space="preserve">ggplot</w:t>
+            </w:r>
+            <w:r>
+              <w:rPr>
+                <w:rStyle w:val="NormalTok"/>
+              </w:rPr>
+              <w:t xml:space="preserve">(g_summary, </w:t>
+            </w:r>
+            <w:r>
+              <w:rPr>
+                <w:rStyle w:val="FunctionTok"/>
+              </w:rPr>
+              <w:t xml:space="preserve">aes</w:t>
+            </w:r>
+            <w:r>
+              <w:rPr>
+                <w:rStyle w:val="NormalTok"/>
+              </w:rPr>
+              <w:t xml:space="preserve">(</w:t>
+            </w:r>
+            <w:r>
+              <w:rPr>
+                <w:rStyle w:val="AttributeTok"/>
+              </w:rPr>
+              <w:t xml:space="preserve">x =</w:t>
+            </w:r>
+            <w:r>
+              <w:rPr>
+                <w:rStyle w:val="NormalTok"/>
+              </w:rPr>
+              <w:t xml:space="preserve"> lake, </w:t>
+            </w:r>
+            <w:r>
+              <w:rPr>
+                <w:rStyle w:val="AttributeTok"/>
+              </w:rPr>
+              <w:t xml:space="preserve">y =</w:t>
+            </w:r>
+            <w:r>
+              <w:rPr>
+                <w:rStyle w:val="NormalTok"/>
+              </w:rPr>
+              <w:t xml:space="preserve"> mean_length, </w:t>
+            </w:r>
+            <w:r>
+              <w:rPr>
+                <w:rStyle w:val="AttributeTok"/>
+              </w:rPr>
+              <w:t xml:space="preserve">fill =</w:t>
+            </w:r>
+            <w:r>
+              <w:rPr>
+                <w:rStyle w:val="NormalTok"/>
+              </w:rPr>
+              <w:t xml:space="preserve"> lake)) </w:t>
             </w:r>
             <w:r>
               <w:rPr>
                 <w:rStyle w:val="SpecialCharTok"/>
               </w:rPr>
-              <w:t xml:space="preserve">==</w:t>
+              <w:t xml:space="preserve">+</w:t>
+            </w:r>
+            <w:r>
+              <w:br/>
+            </w:r>
+            <w:r>
+              <w:rPr>
+                <w:rStyle w:val="NormalTok"/>
+              </w:rPr>
+              <w:t xml:space="preserve">  </w:t>
+            </w:r>
+            <w:r>
+              <w:rPr>
+                <w:rStyle w:val="FunctionTok"/>
+              </w:rPr>
+              <w:t xml:space="preserve">geom_bar</w:t>
+            </w:r>
+            <w:r>
+              <w:rPr>
+                <w:rStyle w:val="NormalTok"/>
+              </w:rPr>
+              <w:t xml:space="preserve">(</w:t>
+            </w:r>
+            <w:r>
+              <w:rPr>
+                <w:rStyle w:val="AttributeTok"/>
+              </w:rPr>
+              <w:t xml:space="preserve">stat =</w:t>
             </w:r>
             <w:r>
               <w:rPr>
@@ -7858,13 +9053,43 @@
               <w:rPr>
                 <w:rStyle w:val="StringTok"/>
               </w:rPr>
-              <w:t xml:space="preserve">"wind"</w:t>
-            </w:r>
-            <w:r>
-              <w:rPr>
-                <w:rStyle w:val="NormalTok"/>
-              </w:rPr>
-              <w:t xml:space="preserve">)</w:t>
+              <w:t xml:space="preserve">"identity"</w:t>
+            </w:r>
+            <w:r>
+              <w:rPr>
+                <w:rStyle w:val="NormalTok"/>
+              </w:rPr>
+              <w:t xml:space="preserve">, </w:t>
+            </w:r>
+            <w:r>
+              <w:rPr>
+                <w:rStyle w:val="AttributeTok"/>
+              </w:rPr>
+              <w:t xml:space="preserve">alpha =</w:t>
+            </w:r>
+            <w:r>
+              <w:rPr>
+                <w:rStyle w:val="NormalTok"/>
+              </w:rPr>
+              <w:t xml:space="preserve"> </w:t>
+            </w:r>
+            <w:r>
+              <w:rPr>
+                <w:rStyle w:val="FloatTok"/>
+              </w:rPr>
+              <w:t xml:space="preserve">0.7</w:t>
+            </w:r>
+            <w:r>
+              <w:rPr>
+                <w:rStyle w:val="NormalTok"/>
+              </w:rPr>
+              <w:t xml:space="preserve">) </w:t>
+            </w:r>
+            <w:r>
+              <w:rPr>
+                <w:rStyle w:val="SpecialCharTok"/>
+              </w:rPr>
+              <w:t xml:space="preserve">+</w:t>
             </w:r>
             <w:r>
               <w:br/>
@@ -7873,25 +9098,103 @@
               <w:rPr>
                 <w:rStyle w:val="NormalTok"/>
               </w:rPr>
-              <w:t xml:space="preserve">leeward_data </w:t>
-            </w:r>
-            <w:r>
-              <w:rPr>
-                <w:rStyle w:val="OtherTok"/>
-              </w:rPr>
-              <w:t xml:space="preserve">&lt;-</w:t>
-            </w:r>
-            <w:r>
-              <w:rPr>
-                <w:rStyle w:val="NormalTok"/>
-              </w:rPr>
-              <w:t xml:space="preserve"> p_df </w:t>
+              <w:t xml:space="preserve">  </w:t>
+            </w:r>
+            <w:r>
+              <w:rPr>
+                <w:rStyle w:val="FunctionTok"/>
+              </w:rPr>
+              <w:t xml:space="preserve">geom_errorbar</w:t>
+            </w:r>
+            <w:r>
+              <w:rPr>
+                <w:rStyle w:val="NormalTok"/>
+              </w:rPr>
+              <w:t xml:space="preserve">(</w:t>
+            </w:r>
+            <w:r>
+              <w:rPr>
+                <w:rStyle w:val="FunctionTok"/>
+              </w:rPr>
+              <w:t xml:space="preserve">aes</w:t>
+            </w:r>
+            <w:r>
+              <w:rPr>
+                <w:rStyle w:val="NormalTok"/>
+              </w:rPr>
+              <w:t xml:space="preserve">(</w:t>
+            </w:r>
+            <w:r>
+              <w:rPr>
+                <w:rStyle w:val="AttributeTok"/>
+              </w:rPr>
+              <w:t xml:space="preserve">ymin =</w:t>
+            </w:r>
+            <w:r>
+              <w:rPr>
+                <w:rStyle w:val="NormalTok"/>
+              </w:rPr>
+              <w:t xml:space="preserve"> mean_length </w:t>
             </w:r>
             <w:r>
               <w:rPr>
                 <w:rStyle w:val="SpecialCharTok"/>
               </w:rPr>
-              <w:t xml:space="preserve">%&gt;%</w:t>
+              <w:t xml:space="preserve">-</w:t>
+            </w:r>
+            <w:r>
+              <w:rPr>
+                <w:rStyle w:val="NormalTok"/>
+              </w:rPr>
+              <w:t xml:space="preserve"> se_length, </w:t>
+            </w:r>
+            <w:r>
+              <w:br/>
+            </w:r>
+            <w:r>
+              <w:rPr>
+                <w:rStyle w:val="NormalTok"/>
+              </w:rPr>
+              <w:t xml:space="preserve">                   </w:t>
+            </w:r>
+            <w:r>
+              <w:rPr>
+                <w:rStyle w:val="AttributeTok"/>
+              </w:rPr>
+              <w:t xml:space="preserve">ymax =</w:t>
+            </w:r>
+            <w:r>
+              <w:rPr>
+                <w:rStyle w:val="NormalTok"/>
+              </w:rPr>
+              <w:t xml:space="preserve"> mean_length </w:t>
+            </w:r>
+            <w:r>
+              <w:rPr>
+                <w:rStyle w:val="SpecialCharTok"/>
+              </w:rPr>
+              <w:t xml:space="preserve">+</w:t>
+            </w:r>
+            <w:r>
+              <w:rPr>
+                <w:rStyle w:val="NormalTok"/>
+              </w:rPr>
+              <w:t xml:space="preserve"> se_length),</w:t>
+            </w:r>
+            <w:r>
+              <w:br/>
+            </w:r>
+            <w:r>
+              <w:rPr>
+                <w:rStyle w:val="NormalTok"/>
+              </w:rPr>
+              <w:t xml:space="preserve">               </w:t>
+            </w:r>
+            <w:r>
+              <w:rPr>
+                <w:rStyle w:val="AttributeTok"/>
+              </w:rPr>
+              <w:t xml:space="preserve">width =</w:t>
             </w:r>
             <w:r>
               <w:rPr>
@@ -7901,105 +9204,15 @@
             </w:r>
             <w:r>
               <w:rPr>
-                <w:rStyle w:val="FunctionTok"/>
-              </w:rPr>
-              <w:t xml:space="preserve">filter</w:t>
-            </w:r>
-            <w:r>
-              <w:rPr>
-                <w:rStyle w:val="NormalTok"/>
-              </w:rPr>
-              <w:t xml:space="preserve">(wind </w:t>
-            </w:r>
-            <w:r>
-              <w:rPr>
-                <w:rStyle w:val="SpecialCharTok"/>
-              </w:rPr>
-              <w:t xml:space="preserve">==</w:t>
-            </w:r>
-            <w:r>
-              <w:rPr>
-                <w:rStyle w:val="NormalTok"/>
-              </w:rPr>
-              <w:t xml:space="preserve"> </w:t>
-            </w:r>
-            <w:r>
-              <w:rPr>
-                <w:rStyle w:val="StringTok"/>
-              </w:rPr>
-              <w:t xml:space="preserve">"lee"</w:t>
-            </w:r>
-            <w:r>
-              <w:rPr>
-                <w:rStyle w:val="NormalTok"/>
-              </w:rPr>
-              <w:t xml:space="preserve">)</w:t>
-            </w:r>
-            <w:r>
-              <w:br/>
-            </w:r>
-            <w:r>
-              <w:br/>
-            </w:r>
-            <w:r>
-              <w:rPr>
-                <w:rStyle w:val="CommentTok"/>
-              </w:rPr>
-              <w:t xml:space="preserve"># 1. Check for normality in each group using QQ plots</w:t>
-            </w:r>
-            <w:r>
-              <w:br/>
-            </w:r>
-            <w:r>
-              <w:br/>
-            </w:r>
-            <w:r>
-              <w:rPr>
-                <w:rStyle w:val="FunctionTok"/>
-              </w:rPr>
-              <w:t xml:space="preserve">qqPlot</w:t>
-            </w:r>
-            <w:r>
-              <w:rPr>
-                <w:rStyle w:val="NormalTok"/>
-              </w:rPr>
-              <w:t xml:space="preserve">(windward_data</w:t>
-            </w:r>
-            <w:r>
-              <w:rPr>
-                <w:rStyle w:val="SpecialCharTok"/>
-              </w:rPr>
-              <w:t xml:space="preserve">$</w:t>
-            </w:r>
-            <w:r>
-              <w:rPr>
-                <w:rStyle w:val="NormalTok"/>
-              </w:rPr>
-              <w:t xml:space="preserve">length_mm, </w:t>
-            </w:r>
-            <w:r>
-              <w:rPr>
-                <w:rStyle w:val="AttributeTok"/>
-              </w:rPr>
-              <w:t xml:space="preserve">main =</w:t>
-            </w:r>
-            <w:r>
-              <w:rPr>
-                <w:rStyle w:val="NormalTok"/>
-              </w:rPr>
-              <w:t xml:space="preserve"> </w:t>
-            </w:r>
-            <w:r>
-              <w:rPr>
-                <w:rStyle w:val="StringTok"/>
-              </w:rPr>
-              <w:t xml:space="preserve">"QQ Plot: Windward Needles"</w:t>
-            </w:r>
-            <w:r>
-              <w:rPr>
-                <w:rStyle w:val="NormalTok"/>
-              </w:rPr>
-              <w:t xml:space="preserve">)</w:t>
+                <w:rStyle w:val="FloatTok"/>
+              </w:rPr>
+              <w:t xml:space="preserve">0.2</w:t>
+            </w:r>
+            <w:r>
+              <w:rPr>
+                <w:rStyle w:val="NormalTok"/>
+              </w:rPr>
+              <w:t xml:space="preserve">) </w:t>
             </w:r>
           </w:p>
           <w:p>
@@ -8011,18 +9224,18 @@
                 <wp:inline>
                   <wp:extent cx="2743200" cy="2743200"/>
                   <wp:effectExtent b="0" l="0" r="0" t="0"/>
-                  <wp:docPr descr="" title="" id="65" name="Picture"/>
+                  <wp:docPr descr="" title="" id="77" name="Picture"/>
                   <a:graphic>
                     <a:graphicData uri="http://schemas.openxmlformats.org/drawingml/2006/picture">
                       <pic:pic>
                         <pic:nvPicPr>
-                          <pic:cNvPr descr="05_02_class_activity_files/figure-docx/two_sample_assumptions-1.jpeg" id="66" name="Picture"/>
+                          <pic:cNvPr descr="05_02_class_activity_files/figure-docx/unnamed-chunk-10-1.jpeg" id="78" name="Picture"/>
                           <pic:cNvPicPr>
                             <a:picLocks noChangeArrowheads="1" noChangeAspect="1"/>
                           </pic:cNvPicPr>
                         </pic:nvPicPr>
                         <pic:blipFill>
-                          <a:blip r:embed="rId64"/>
+                          <a:blip r:embed="rId76"/>
                           <a:stretch>
                             <a:fillRect/>
                           </a:stretch>
@@ -8051,336 +9264,171 @@
           </w:p>
           <w:p>
             <w:pPr>
-              <w:pStyle w:val="SourceCode"/>
+              <w:pStyle w:val="BodyText"/>
             </w:pPr>
             <w:r>
-              <w:rPr>
-                <w:rStyle w:val="VerbatimChar"/>
-              </w:rPr>
-              <w:t xml:space="preserve">[1] 21 22</w:t>
+              <w:t xml:space="preserve">Interpret the results:</w:t>
             </w:r>
           </w:p>
           <w:p>
             <w:pPr>
-              <w:pStyle w:val="SourceCode"/>
+              <w:numPr>
+                <w:ilvl w:val="0"/>
+                <w:numId w:val="1008"/>
+              </w:numPr>
             </w:pPr>
             <w:r>
-              <w:rPr>
-                <w:rStyle w:val="FunctionTok"/>
-              </w:rPr>
-              <w:t xml:space="preserve">qqPlot</w:t>
-            </w:r>
-            <w:r>
-              <w:rPr>
-                <w:rStyle w:val="NormalTok"/>
-              </w:rPr>
-              <w:t xml:space="preserve">(leeward_data</w:t>
-            </w:r>
-            <w:r>
-              <w:rPr>
-                <w:rStyle w:val="SpecialCharTok"/>
-              </w:rPr>
-              <w:t xml:space="preserve">$</w:t>
-            </w:r>
-            <w:r>
-              <w:rPr>
-                <w:rStyle w:val="NormalTok"/>
-              </w:rPr>
-              <w:t xml:space="preserve">length_mm, </w:t>
-            </w:r>
-            <w:r>
-              <w:rPr>
-                <w:rStyle w:val="AttributeTok"/>
-              </w:rPr>
-              <w:t xml:space="preserve">main =</w:t>
-            </w:r>
-            <w:r>
-              <w:rPr>
-                <w:rStyle w:val="NormalTok"/>
-              </w:rPr>
-              <w:t xml:space="preserve"> </w:t>
-            </w:r>
-            <w:r>
-              <w:rPr>
-                <w:rStyle w:val="StringTok"/>
-              </w:rPr>
-              <w:t xml:space="preserve">"QQ Plot: Leeward Needles"</w:t>
-            </w:r>
-            <w:r>
-              <w:rPr>
-                <w:rStyle w:val="NormalTok"/>
-              </w:rPr>
-              <w:t xml:space="preserve">)</w:t>
+              <w:t xml:space="preserve">What was the null hypothesis?</w:t>
             </w:r>
           </w:p>
           <w:p>
             <w:pPr>
-              <w:pStyle w:val="FirstParagraph"/>
+              <w:numPr>
+                <w:ilvl w:val="0"/>
+                <w:numId w:val="1008"/>
+              </w:numPr>
             </w:pPr>
             <w:r>
-              <w:drawing>
-                <wp:inline>
-                  <wp:extent cx="2743200" cy="2743200"/>
-                  <wp:effectExtent b="0" l="0" r="0" t="0"/>
-                  <wp:docPr descr="" title="" id="68" name="Picture"/>
-                  <a:graphic>
-                    <a:graphicData uri="http://schemas.openxmlformats.org/drawingml/2006/picture">
-                      <pic:pic>
-                        <pic:nvPicPr>
-                          <pic:cNvPr descr="05_02_class_activity_files/figure-docx/unnamed-chunk-7-1.jpeg" id="69" name="Picture"/>
-                          <pic:cNvPicPr>
-                            <a:picLocks noChangeArrowheads="1" noChangeAspect="1"/>
-                          </pic:cNvPicPr>
-                        </pic:nvPicPr>
-                        <pic:blipFill>
-                          <a:blip r:embed="rId67"/>
-                          <a:stretch>
-                            <a:fillRect/>
-                          </a:stretch>
-                        </pic:blipFill>
-                        <pic:spPr bwMode="auto">
-                          <a:xfrm>
-                            <a:off x="0" y="0"/>
-                            <a:ext cx="2743200" cy="2743200"/>
-                          </a:xfrm>
-                          <a:prstGeom prst="rect">
-                            <a:avLst/>
-                          </a:prstGeom>
-                          <a:noFill/>
-                          <a:ln w="9525">
-                            <a:noFill/>
-                            <a:headEnd/>
-                            <a:tailEnd/>
-                          </a:ln>
-                        </pic:spPr>
-                      </pic:pic>
-                    </a:graphicData>
-                  </a:graphic>
-                </wp:inline>
-              </w:drawing>
+              <w:t xml:space="preserve">What was the alternative hypothesis?</w:t>
             </w:r>
           </w:p>
           <w:p>
             <w:pPr>
-              <w:pStyle w:val="SourceCode"/>
+              <w:numPr>
+                <w:ilvl w:val="0"/>
+                <w:numId w:val="1008"/>
+              </w:numPr>
             </w:pPr>
             <w:r>
-              <w:rPr>
-                <w:rStyle w:val="VerbatimChar"/>
-              </w:rPr>
-              <w:t xml:space="preserve">[1]  4 16</w:t>
+              <w:t xml:space="preserve">What does the p-value tell us?</w:t>
             </w:r>
           </w:p>
           <w:p>
             <w:pPr>
-              <w:pStyle w:val="SourceCode"/>
+              <w:numPr>
+                <w:ilvl w:val="0"/>
+                <w:numId w:val="1008"/>
+              </w:numPr>
             </w:pPr>
             <w:r>
-              <w:rPr>
-                <w:rStyle w:val="CommentTok"/>
-              </w:rPr>
-              <w:t xml:space="preserve"># 2. Check for equal variances using Levene's test</w:t>
-            </w:r>
-            <w:r>
-              <w:br/>
-            </w:r>
-            <w:r>
-              <w:rPr>
-                <w:rStyle w:val="CommentTok"/>
-              </w:rPr>
-              <w:t xml:space="preserve"># H0: Variances are equal</w:t>
-            </w:r>
-            <w:r>
-              <w:br/>
-            </w:r>
-            <w:r>
-              <w:rPr>
-                <w:rStyle w:val="CommentTok"/>
-              </w:rPr>
-              <w:t xml:space="preserve"># H1: Variances are not equal</w:t>
-            </w:r>
-            <w:r>
-              <w:br/>
-            </w:r>
-            <w:r>
-              <w:rPr>
-                <w:rStyle w:val="NormalTok"/>
-              </w:rPr>
-              <w:t xml:space="preserve">levene_result </w:t>
-            </w:r>
-            <w:r>
-              <w:rPr>
-                <w:rStyle w:val="OtherTok"/>
-              </w:rPr>
-              <w:t xml:space="preserve">&lt;-</w:t>
-            </w:r>
-            <w:r>
-              <w:rPr>
-                <w:rStyle w:val="NormalTok"/>
-              </w:rPr>
-              <w:t xml:space="preserve"> </w:t>
-            </w:r>
-            <w:r>
-              <w:rPr>
-                <w:rStyle w:val="FunctionTok"/>
-              </w:rPr>
-              <w:t xml:space="preserve">leveneTest</w:t>
-            </w:r>
-            <w:r>
-              <w:rPr>
-                <w:rStyle w:val="NormalTok"/>
-              </w:rPr>
-              <w:t xml:space="preserve">(length_mm </w:t>
-            </w:r>
-            <w:r>
-              <w:rPr>
-                <w:rStyle w:val="SpecialCharTok"/>
-              </w:rPr>
-              <w:t xml:space="preserve">~</w:t>
-            </w:r>
-            <w:r>
-              <w:rPr>
-                <w:rStyle w:val="NormalTok"/>
-              </w:rPr>
-              <w:t xml:space="preserve"> wind, </w:t>
-            </w:r>
-            <w:r>
-              <w:rPr>
-                <w:rStyle w:val="AttributeTok"/>
-              </w:rPr>
-              <w:t xml:space="preserve">data =</w:t>
-            </w:r>
-            <w:r>
-              <w:rPr>
-                <w:rStyle w:val="NormalTok"/>
-              </w:rPr>
-              <w:t xml:space="preserve"> p_df)</w:t>
+              <w:t xml:space="preserve">Should we reject or fail to reject the null hypothesis?</w:t>
             </w:r>
           </w:p>
           <w:p>
             <w:pPr>
-              <w:pStyle w:val="SourceCode"/>
+              <w:numPr>
+                <w:ilvl w:val="0"/>
+                <w:numId w:val="1008"/>
+              </w:numPr>
             </w:pPr>
             <w:r>
-              <w:rPr>
-                <w:rStyle w:val="VerbatimChar"/>
-              </w:rPr>
-              <w:t xml:space="preserve">Warning in leveneTest.default(y = y, group = group, ...): group coerced to</w:t>
-            </w:r>
-            <w:r>
-              <w:br/>
-            </w:r>
-            <w:r>
-              <w:rPr>
-                <w:rStyle w:val="VerbatimChar"/>
-              </w:rPr>
-              <w:t xml:space="preserve">factor.</w:t>
-            </w:r>
-          </w:p>
-          <w:p>
-            <w:pPr>
-              <w:pStyle w:val="SourceCode"/>
-            </w:pPr>
-            <w:r>
-              <w:rPr>
-                <w:rStyle w:val="FunctionTok"/>
-              </w:rPr>
-              <w:t xml:space="preserve">print</w:t>
-            </w:r>
-            <w:r>
-              <w:rPr>
-                <w:rStyle w:val="NormalTok"/>
-              </w:rPr>
-              <w:t xml:space="preserve">(</w:t>
-            </w:r>
-            <w:r>
-              <w:rPr>
-                <w:rStyle w:val="StringTok"/>
-              </w:rPr>
-              <w:t xml:space="preserve">"Levene's Test for Homogeneity of Variance:"</w:t>
-            </w:r>
-            <w:r>
-              <w:rPr>
-                <w:rStyle w:val="NormalTok"/>
-              </w:rPr>
-              <w:t xml:space="preserve">)</w:t>
-            </w:r>
-          </w:p>
-          <w:p>
-            <w:pPr>
-              <w:pStyle w:val="SourceCode"/>
-            </w:pPr>
-            <w:r>
-              <w:rPr>
-                <w:rStyle w:val="VerbatimChar"/>
-              </w:rPr>
-              <w:t xml:space="preserve">[1] "Levene's Test for Homogeneity of Variance:"</w:t>
-            </w:r>
-          </w:p>
-          <w:p>
-            <w:pPr>
-              <w:pStyle w:val="SourceCode"/>
-            </w:pPr>
-            <w:r>
-              <w:rPr>
-                <w:rStyle w:val="FunctionTok"/>
-              </w:rPr>
-              <w:t xml:space="preserve">print</w:t>
-            </w:r>
-            <w:r>
-              <w:rPr>
-                <w:rStyle w:val="NormalTok"/>
-              </w:rPr>
-              <w:t xml:space="preserve">(levene_result)</w:t>
-            </w:r>
-          </w:p>
-          <w:p>
-            <w:pPr>
-              <w:pStyle w:val="SourceCode"/>
-            </w:pPr>
-            <w:r>
-              <w:rPr>
-                <w:rStyle w:val="VerbatimChar"/>
-              </w:rPr>
-              <w:t xml:space="preserve">Levene's Test for Homogeneity of Variance (center = median)</w:t>
-            </w:r>
-            <w:r>
-              <w:br/>
-            </w:r>
-            <w:r>
-              <w:rPr>
-                <w:rStyle w:val="VerbatimChar"/>
-              </w:rPr>
-              <w:t xml:space="preserve">      Df F value Pr(&gt;F)</w:t>
-            </w:r>
-            <w:r>
-              <w:br/>
-            </w:r>
-            <w:r>
-              <w:rPr>
-                <w:rStyle w:val="VerbatimChar"/>
-              </w:rPr>
-              <w:t xml:space="preserve">group  1  1.2004 0.2789</w:t>
-            </w:r>
-            <w:r>
-              <w:br/>
-            </w:r>
-            <w:r>
-              <w:rPr>
-                <w:rStyle w:val="VerbatimChar"/>
-              </w:rPr>
-              <w:t xml:space="preserve">      46               </w:t>
+              <w:t xml:space="preserve">What is the practical interpretation for botanists?</w:t>
             </w:r>
           </w:p>
         </w:tc>
       </w:tr>
     </w:tbl>
+    <w:bookmarkEnd w:id="79"/>
+    <w:bookmarkEnd w:id="80"/>
+    <w:bookmarkStart w:id="83" w:name="part-8-communicating-statistical-results"/>
+    <w:p>
+      <w:pPr>
+        <w:pStyle w:val="Heading1"/>
+      </w:pPr>
+      <w:r>
+        <w:t xml:space="preserve">Part 8: Communicating Statistical Results</w:t>
+      </w:r>
+    </w:p>
     <w:p>
       <w:pPr>
         <w:pStyle w:val="FirstParagraph"/>
       </w:pPr>
       <w:r>
+        <w:t xml:space="preserve">In scientific writing, it’s important to report statistical results</w:t>
+      </w:r>
+      <w:r>
         <w:t xml:space="preserve"> </w:t>
+      </w:r>
+      <w:r>
+        <w:t xml:space="preserve">clearly and consistently.</w:t>
+      </w:r>
+    </w:p>
+    <w:p>
+      <w:pPr>
+        <w:pStyle w:val="BodyText"/>
+      </w:pPr>
+      <w:r>
+        <w:t xml:space="preserve">Here’s a standard format for reporting t-test results:</w:t>
+      </w:r>
+    </w:p>
+    <w:p>
+      <w:pPr>
+        <w:pStyle w:val="BodyText"/>
+      </w:pPr>
+      <w:r>
+        <w:t xml:space="preserve">For a one-sample t-test:</w:t>
+      </w:r>
+      <w:r>
+        <w:t xml:space="preserve"> </w:t>
+      </w:r>
+      <w:r>
+        <w:t xml:space="preserve">“A one-sample t-test showed that the mean fish</w:t>
+      </w:r>
+      <w:r>
+        <w:t xml:space="preserve"> </w:t>
+      </w:r>
+      <w:r>
+        <w:t xml:space="preserve">length in Lake I3 (M = [mean], SD = [sd]) was [significantly/not</w:t>
+      </w:r>
+      <w:r>
+        <w:t xml:space="preserve"> </w:t>
+      </w:r>
+      <w:r>
+        <w:t xml:space="preserve">significantly] different from 240 mm, t([df]) = [t-value], p =</w:t>
+      </w:r>
+      <w:r>
+        <w:t xml:space="preserve"> </w:t>
+      </w:r>
+      <w:r>
+        <w:t xml:space="preserve">[p-value].”</w:t>
+      </w:r>
+    </w:p>
+    <w:p>
+      <w:pPr>
+        <w:pStyle w:val="BodyText"/>
+      </w:pPr>
+      <w:r>
+        <w:t xml:space="preserve">For a two-sample t-test:</w:t>
+      </w:r>
+      <w:r>
+        <w:t xml:space="preserve"> </w:t>
+      </w:r>
+      <w:r>
+        <w:t xml:space="preserve">“A two-sample t-test revealed that pine needle</w:t>
+      </w:r>
+      <w:r>
+        <w:t xml:space="preserve"> </w:t>
+      </w:r>
+      <w:r>
+        <w:t xml:space="preserve">lengths on the leeward side (M = [mean1], SD = [sd1]) were</w:t>
+      </w:r>
+      <w:r>
+        <w:t xml:space="preserve"> </w:t>
+      </w:r>
+      <w:r>
+        <w:t xml:space="preserve">[significantly/not significantly] [longer/shorter] than on the</w:t>
+      </w:r>
+      <w:r>
+        <w:t xml:space="preserve"> </w:t>
+      </w:r>
+      <w:r>
+        <w:t xml:space="preserve">windward side (M = [mean2], SD = [sd2]), t([df]) = [t-value], p</w:t>
+      </w:r>
+      <w:r>
+        <w:t xml:space="preserve"> </w:t>
+      </w:r>
+      <w:r>
+        <w:t xml:space="preserve">= [p-value].”</w:t>
       </w:r>
     </w:p>
     <w:tbl>
@@ -8425,12 +9473,12 @@
                 <wp:inline>
                   <wp:extent cx="152400" cy="152400"/>
                   <wp:effectExtent b="0" l="0" r="0" t="0"/>
-                  <wp:docPr descr="" title="" id="70" name="Picture"/>
+                  <wp:docPr descr="" title="" id="81" name="Picture"/>
                   <a:graphic>
                     <a:graphicData uri="http://schemas.openxmlformats.org/drawingml/2006/picture">
                       <pic:pic>
                         <pic:nvPicPr>
-                          <pic:cNvPr descr="/Applications/RStudio.app/Contents/Resources/app/quarto/share/formats/docx/tip.png" id="71" name="Picture"/>
+                          <pic:cNvPr descr="/Applications/RStudio.app/Contents/Resources/app/quarto/share/formats/docx/tip.png" id="82" name="Picture"/>
                           <pic:cNvPicPr>
                             <a:picLocks noChangeArrowheads="1" noChangeAspect="1"/>
                           </pic:cNvPicPr>
@@ -8469,7 +9517,7 @@
               <w:t xml:space="preserve"> </w:t>
             </w:r>
             <w:r>
-              <w:t xml:space="preserve">Tip</w:t>
+              <w:t xml:space="preserve">Practice Exercise 8: Writing Statistical Results</w:t>
             </w:r>
           </w:p>
         </w:tc>
@@ -8493,2797 +9541,25 @@
               <w:spacing w:before="16"/>
             </w:pPr>
             <w:r>
-              <w:t xml:space="preserve">Interpreting the assumption checks:</w:t>
-            </w:r>
-          </w:p>
-          <w:p>
-            <w:pPr>
-              <w:numPr>
-                <w:ilvl w:val="0"/>
-                <w:numId w:val="1007"/>
-              </w:numPr>
-            </w:pPr>
-            <w:r>
-              <w:t xml:space="preserve">QQ plots: Do points approximately follow the line for both groups?</w:t>
-            </w:r>
-          </w:p>
-          <w:p>
-            <w:pPr>
-              <w:numPr>
-                <w:ilvl w:val="0"/>
-                <w:numId w:val="1007"/>
-              </w:numPr>
-            </w:pPr>
-            <w:r>
-              <w:t xml:space="preserve">Levene’s test: If p &gt; 0.05, we don’t reject the assumption of equal variances</w:t>
-            </w:r>
-          </w:p>
-        </w:tc>
-      </w:tr>
-    </w:tbl>
-    <w:bookmarkEnd w:id="72"/>
-    <w:bookmarkStart w:id="78" w:name="now-lets-conduct-the-two-sample-t-test"/>
-    <w:p>
-      <w:pPr>
-        <w:pStyle w:val="Heading2"/>
-      </w:pPr>
-      <w:r>
-        <w:t xml:space="preserve">Now let’s conduct the two-sample t-test:</w:t>
-      </w:r>
-    </w:p>
-    <w:tbl>
-      <w:tblPr>
-        <w:tblStyle w:val="Table"/>
-        <w:tblLook w:firstRow="0" w:lastRow="0" w:firstColumn="0" w:lastColumn="0" w:noHBand="0" w:noVBand="0" w:val="0000"/>
-        <w:tblBorders>
-          <w:left w:val="single" w:sz="24" w:space="0" w:color="00A047"/>
-          <w:right w:val="single" w:sz="4" w:space="0" w:color="00A047"/>
-          <w:top w:val="single" w:sz="4" w:space="0" w:color="00A047"/>
-          <w:bottom w:val="single" w:sz="4" w:space="0" w:color="00A047"/>
-        </w:tblBorders>
-        <w:tblCellMar>
-          <w:left w:w="144" w:type="dxa"/>
-          <w:right w:w="144" w:type="dxa"/>
-        </w:tblCellMar>
-        <w:tblInd w:w="164" w:type="dxa"/>
-        <w:tblW w:type="pct" w:w="100%"/>
-      </w:tblPr>
-      <w:tr>
-        <w:trPr>
-          <w:cantSplit/>
-        </w:trPr>
-        <w:tc>
-          <w:tcPr>
-            <w:shd w:color="auto" w:fill="ccf1e3" w:val="clear"/>
-            <w:tcMar>
-              <w:top w:w="92" w:type="dxa"/>
-              <w:bottom w:w="92" w:type="dxa"/>
-            </w:tcMar>
-          </w:tcPr>
-          <w:p>
-            <w:pPr>
-              <w:pStyle w:val="FirstParagraph"/>
-            </w:pPr>
-            <w:pPr>
-              <w:spacing w:before="0" w:after="0"/>
-              <w:textAlignment w:val="center"/>
-            </w:pPr>
-            <w:r>
-              <w:drawing>
-                <wp:inline>
-                  <wp:extent cx="152400" cy="152400"/>
-                  <wp:effectExtent b="0" l="0" r="0" t="0"/>
-                  <wp:docPr descr="" title="" id="73" name="Picture"/>
-                  <a:graphic>
-                    <a:graphicData uri="http://schemas.openxmlformats.org/drawingml/2006/picture">
-                      <pic:pic>
-                        <pic:nvPicPr>
-                          <pic:cNvPr descr="/Applications/RStudio.app/Contents/Resources/app/quarto/share/formats/docx/tip.png" id="74" name="Picture"/>
-                          <pic:cNvPicPr>
-                            <a:picLocks noChangeArrowheads="1" noChangeAspect="1"/>
-                          </pic:cNvPicPr>
-                        </pic:nvPicPr>
-                        <pic:blipFill>
-                          <a:blip r:embed="rId24"/>
-                          <a:stretch>
-                            <a:fillRect/>
-                          </a:stretch>
-                        </pic:blipFill>
-                        <pic:spPr bwMode="auto">
-                          <a:xfrm>
-                            <a:off x="0" y="0"/>
-                            <a:ext cx="152400" cy="152400"/>
-                          </a:xfrm>
-                          <a:prstGeom prst="rect">
-                            <a:avLst/>
-                          </a:prstGeom>
-                          <a:noFill/>
-                          <a:ln w="9525">
-                            <a:noFill/>
-                            <a:headEnd/>
-                            <a:tailEnd/>
-                          </a:ln>
-                        </pic:spPr>
-                      </pic:pic>
-                    </a:graphicData>
-                  </a:graphic>
-                </wp:inline>
-              </w:drawing>
+              <w:t xml:space="preserve">Write properly formatted statements reporting the results of: 1. The</w:t>
             </w:r>
             <w:r>
               <w:t xml:space="preserve"> </w:t>
             </w:r>
             <w:r>
+              <w:t xml:space="preserve">one-sample t-test comparing Lake I3 fish to 240mm 2. The two-sample</w:t>
+            </w:r>
+            <w:r>
               <w:t xml:space="preserve"> </w:t>
             </w:r>
             <w:r>
-              <w:t xml:space="preserve">Practice Exercise 6: Two-Sample t-Test</w:t>
-            </w:r>
-          </w:p>
-        </w:tc>
-      </w:tr>
-      <w:tr>
-        <w:trPr>
-          <w:cantSplit/>
-        </w:trPr>
-        <w:tc>
-          <w:tcPr>
-            <w:tcMar>
-              <w:top w:w="108" w:type="dxa"/>
-              <w:bottom w:w="108" w:type="dxa"/>
-            </w:tcMar>
-          </w:tcPr>
-          <w:p>
-            <w:pPr>
-              <w:pStyle w:val="SourceCode"/>
-            </w:pPr>
-            <w:r>
-              <w:rPr>
-                <w:rStyle w:val="CommentTok"/>
-              </w:rPr>
-              <w:t xml:space="preserve"># Perform a two-sample t-test</w:t>
-            </w:r>
-            <w:r>
-              <w:br/>
-            </w:r>
-            <w:r>
-              <w:rPr>
-                <w:rStyle w:val="CommentTok"/>
-              </w:rPr>
-              <w:t xml:space="preserve"># H0: μ1 = μ2 (The mean needle lengths are equal)</w:t>
-            </w:r>
-            <w:r>
-              <w:br/>
-            </w:r>
-            <w:r>
-              <w:rPr>
-                <w:rStyle w:val="CommentTok"/>
-              </w:rPr>
-              <w:t xml:space="preserve"># H1: μ1 ≠ μ2 (The mean needle lengths are different)</w:t>
-            </w:r>
-            <w:r>
-              <w:br/>
-            </w:r>
-            <w:r>
-              <w:br/>
-            </w:r>
-            <w:r>
-              <w:rPr>
-                <w:rStyle w:val="CommentTok"/>
-              </w:rPr>
-              <w:t xml:space="preserve"># var.equal=TRUE uses the standard t-test (pooled variance)</w:t>
-            </w:r>
-            <w:r>
-              <w:br/>
-            </w:r>
-            <w:r>
-              <w:rPr>
-                <w:rStyle w:val="CommentTok"/>
-              </w:rPr>
-              <w:t xml:space="preserve"># var.equal=FALSE uses Welch's t-test (for unequal variances)</w:t>
-            </w:r>
-            <w:r>
-              <w:br/>
-            </w:r>
-            <w:r>
-              <w:rPr>
-                <w:rStyle w:val="NormalTok"/>
-              </w:rPr>
-              <w:t xml:space="preserve">t_test_result </w:t>
-            </w:r>
-            <w:r>
-              <w:rPr>
-                <w:rStyle w:val="OtherTok"/>
-              </w:rPr>
-              <w:t xml:space="preserve">&lt;-</w:t>
-            </w:r>
-            <w:r>
-              <w:rPr>
-                <w:rStyle w:val="NormalTok"/>
-              </w:rPr>
+              <w:t xml:space="preserve">t-test comparing pine needle lengths 3. The two-sample t-test comparing</w:t>
+            </w:r>
+            <w:r>
               <w:t xml:space="preserve"> </w:t>
             </w:r>
             <w:r>
-              <w:rPr>
-                <w:rStyle w:val="FunctionTok"/>
-              </w:rPr>
-              <w:t xml:space="preserve">t.test</w:t>
-            </w:r>
-            <w:r>
-              <w:rPr>
-                <w:rStyle w:val="NormalTok"/>
-              </w:rPr>
-              <w:t xml:space="preserve">(length_mm </w:t>
-            </w:r>
-            <w:r>
-              <w:rPr>
-                <w:rStyle w:val="SpecialCharTok"/>
-              </w:rPr>
-              <w:t xml:space="preserve">~</w:t>
-            </w:r>
-            <w:r>
-              <w:rPr>
-                <w:rStyle w:val="NormalTok"/>
-              </w:rPr>
-              <w:t xml:space="preserve"> wind, </w:t>
-            </w:r>
-            <w:r>
-              <w:rPr>
-                <w:rStyle w:val="AttributeTok"/>
-              </w:rPr>
-              <w:t xml:space="preserve">data =</w:t>
-            </w:r>
-            <w:r>
-              <w:rPr>
-                <w:rStyle w:val="NormalTok"/>
-              </w:rPr>
-              <w:t xml:space="preserve"> p_df, </w:t>
-            </w:r>
-            <w:r>
-              <w:rPr>
-                <w:rStyle w:val="AttributeTok"/>
-              </w:rPr>
-              <w:t xml:space="preserve">var.equal =</w:t>
-            </w:r>
-            <w:r>
-              <w:rPr>
-                <w:rStyle w:val="NormalTok"/>
-              </w:rPr>
-              <w:t xml:space="preserve"> </w:t>
-            </w:r>
-            <w:r>
-              <w:rPr>
-                <w:rStyle w:val="ConstantTok"/>
-              </w:rPr>
-              <w:t xml:space="preserve">TRUE</w:t>
-            </w:r>
-            <w:r>
-              <w:rPr>
-                <w:rStyle w:val="NormalTok"/>
-              </w:rPr>
-              <w:t xml:space="preserve">)</w:t>
-            </w:r>
-            <w:r>
-              <w:br/>
-            </w:r>
-            <w:r>
-              <w:br/>
-            </w:r>
-            <w:r>
-              <w:rPr>
-                <w:rStyle w:val="CommentTok"/>
-              </w:rPr>
-              <w:t xml:space="preserve"># Display the test results</w:t>
-            </w:r>
-            <w:r>
-              <w:br/>
-            </w:r>
-            <w:r>
-              <w:rPr>
-                <w:rStyle w:val="FunctionTok"/>
-              </w:rPr>
-              <w:t xml:space="preserve">print</w:t>
-            </w:r>
-            <w:r>
-              <w:rPr>
-                <w:rStyle w:val="NormalTok"/>
-              </w:rPr>
-              <w:t xml:space="preserve">(t_test_result)</w:t>
-            </w:r>
-          </w:p>
-          <w:p>
-            <w:pPr>
-              <w:pStyle w:val="SourceCode"/>
-            </w:pPr>
-            <w:r>
-              <w:br/>
-            </w:r>
-            <w:r>
-              <w:rPr>
-                <w:rStyle w:val="VerbatimChar"/>
-              </w:rPr>
-              <w:t xml:space="preserve">    Two Sample t-test</w:t>
-            </w:r>
-            <w:r>
-              <w:br/>
-            </w:r>
-            <w:r>
-              <w:br/>
-            </w:r>
-            <w:r>
-              <w:rPr>
-                <w:rStyle w:val="VerbatimChar"/>
-              </w:rPr>
-              <w:t xml:space="preserve">data:  length_mm by wind</w:t>
-            </w:r>
-            <w:r>
-              <w:br/>
-            </w:r>
-            <w:r>
-              <w:rPr>
-                <w:rStyle w:val="VerbatimChar"/>
-              </w:rPr>
-              <w:t xml:space="preserve">t = 8.6792, df = 46, p-value = 3.01e-11</w:t>
-            </w:r>
-            <w:r>
-              <w:br/>
-            </w:r>
-            <w:r>
-              <w:rPr>
-                <w:rStyle w:val="VerbatimChar"/>
-              </w:rPr>
-              <w:t xml:space="preserve">alternative hypothesis: true difference in means between group lee and group wind is not equal to 0</w:t>
-            </w:r>
-            <w:r>
-              <w:br/>
-            </w:r>
-            <w:r>
-              <w:rPr>
-                <w:rStyle w:val="VerbatimChar"/>
-              </w:rPr>
-              <w:t xml:space="preserve">95 percent confidence interval:</w:t>
-            </w:r>
-            <w:r>
-              <w:br/>
-            </w:r>
-            <w:r>
-              <w:rPr>
-                <w:rStyle w:val="VerbatimChar"/>
-              </w:rPr>
-              <w:t xml:space="preserve"> 4.224437 6.775563</w:t>
-            </w:r>
-            <w:r>
-              <w:br/>
-            </w:r>
-            <w:r>
-              <w:rPr>
-                <w:rStyle w:val="VerbatimChar"/>
-              </w:rPr>
-              <w:t xml:space="preserve">sample estimates:</w:t>
-            </w:r>
-            <w:r>
-              <w:br/>
-            </w:r>
-            <w:r>
-              <w:rPr>
-                <w:rStyle w:val="VerbatimChar"/>
-              </w:rPr>
-              <w:t xml:space="preserve"> mean in group lee mean in group wind </w:t>
-            </w:r>
-            <w:r>
-              <w:br/>
-            </w:r>
-            <w:r>
-              <w:rPr>
-                <w:rStyle w:val="VerbatimChar"/>
-              </w:rPr>
-              <w:t xml:space="preserve">          20.41667           14.91667 </w:t>
-            </w:r>
-          </w:p>
-          <w:p>
-            <w:pPr>
-              <w:pStyle w:val="SourceCode"/>
-            </w:pPr>
-            <w:r>
-              <w:rPr>
-                <w:rStyle w:val="CommentTok"/>
-              </w:rPr>
-              <w:t xml:space="preserve"># Calculate the mean difference</w:t>
-            </w:r>
-            <w:r>
-              <w:br/>
-            </w:r>
-            <w:r>
-              <w:rPr>
-                <w:rStyle w:val="NormalTok"/>
-              </w:rPr>
-              <w:t xml:space="preserve">mean_diff </w:t>
-            </w:r>
-            <w:r>
-              <w:rPr>
-                <w:rStyle w:val="OtherTok"/>
-              </w:rPr>
-              <w:t xml:space="preserve">&lt;-</w:t>
-            </w:r>
-            <w:r>
-              <w:rPr>
-                <w:rStyle w:val="NormalTok"/>
-              </w:rPr>
-              <w:t xml:space="preserve"> pine_summary</w:t>
-            </w:r>
-            <w:r>
-              <w:rPr>
-                <w:rStyle w:val="SpecialCharTok"/>
-              </w:rPr>
-              <w:t xml:space="preserve">$</w:t>
-            </w:r>
-            <w:r>
-              <w:rPr>
-                <w:rStyle w:val="NormalTok"/>
-              </w:rPr>
-              <w:t xml:space="preserve">mean_length[pine_summary</w:t>
-            </w:r>
-            <w:r>
-              <w:rPr>
-                <w:rStyle w:val="SpecialCharTok"/>
-              </w:rPr>
-              <w:t xml:space="preserve">$</w:t>
-            </w:r>
-            <w:r>
-              <w:rPr>
-                <w:rStyle w:val="NormalTok"/>
-              </w:rPr>
-              <w:t xml:space="preserve">wind </w:t>
-            </w:r>
-            <w:r>
-              <w:rPr>
-                <w:rStyle w:val="SpecialCharTok"/>
-              </w:rPr>
-              <w:t xml:space="preserve">==</w:t>
-            </w:r>
-            <w:r>
-              <w:rPr>
-                <w:rStyle w:val="NormalTok"/>
-              </w:rPr>
-              <w:t xml:space="preserve"> </w:t>
-            </w:r>
-            <w:r>
-              <w:rPr>
-                <w:rStyle w:val="StringTok"/>
-              </w:rPr>
-              <w:t xml:space="preserve">"lee"</w:t>
-            </w:r>
-            <w:r>
-              <w:rPr>
-                <w:rStyle w:val="NormalTok"/>
-              </w:rPr>
-              <w:t xml:space="preserve">] </w:t>
-            </w:r>
-            <w:r>
-              <w:rPr>
-                <w:rStyle w:val="SpecialCharTok"/>
-              </w:rPr>
-              <w:t xml:space="preserve">-</w:t>
-            </w:r>
-            <w:r>
-              <w:rPr>
-                <w:rStyle w:val="NormalTok"/>
-              </w:rPr>
-              <w:t xml:space="preserve"> </w:t>
-            </w:r>
-            <w:r>
-              <w:br/>
-            </w:r>
-            <w:r>
-              <w:rPr>
-                <w:rStyle w:val="NormalTok"/>
-              </w:rPr>
-              <w:t xml:space="preserve">             pine_summary</w:t>
-            </w:r>
-            <w:r>
-              <w:rPr>
-                <w:rStyle w:val="SpecialCharTok"/>
-              </w:rPr>
-              <w:t xml:space="preserve">$</w:t>
-            </w:r>
-            <w:r>
-              <w:rPr>
-                <w:rStyle w:val="NormalTok"/>
-              </w:rPr>
-              <w:t xml:space="preserve">mean_length[pine_summary</w:t>
-            </w:r>
-            <w:r>
-              <w:rPr>
-                <w:rStyle w:val="SpecialCharTok"/>
-              </w:rPr>
-              <w:t xml:space="preserve">$</w:t>
-            </w:r>
-            <w:r>
-              <w:rPr>
-                <w:rStyle w:val="NormalTok"/>
-              </w:rPr>
-              <w:t xml:space="preserve">wind </w:t>
-            </w:r>
-            <w:r>
-              <w:rPr>
-                <w:rStyle w:val="SpecialCharTok"/>
-              </w:rPr>
-              <w:t xml:space="preserve">==</w:t>
-            </w:r>
-            <w:r>
-              <w:rPr>
-                <w:rStyle w:val="NormalTok"/>
-              </w:rPr>
-              <w:t xml:space="preserve"> </w:t>
-            </w:r>
-            <w:r>
-              <w:rPr>
-                <w:rStyle w:val="StringTok"/>
-              </w:rPr>
-              <w:t xml:space="preserve">"wind"</w:t>
-            </w:r>
-            <w:r>
-              <w:rPr>
-                <w:rStyle w:val="NormalTok"/>
-              </w:rPr>
-              <w:t xml:space="preserve">]</w:t>
-            </w:r>
-            <w:r>
-              <w:br/>
-            </w:r>
-            <w:r>
-              <w:rPr>
-                <w:rStyle w:val="FunctionTok"/>
-              </w:rPr>
-              <w:t xml:space="preserve">cat</w:t>
-            </w:r>
-            <w:r>
-              <w:rPr>
-                <w:rStyle w:val="NormalTok"/>
-              </w:rPr>
-              <w:t xml:space="preserve">(</w:t>
-            </w:r>
-            <w:r>
-              <w:rPr>
-                <w:rStyle w:val="StringTok"/>
-              </w:rPr>
-              <w:t xml:space="preserve">"Mean difference (lee - wind):"</w:t>
-            </w:r>
-            <w:r>
-              <w:rPr>
-                <w:rStyle w:val="NormalTok"/>
-              </w:rPr>
-              <w:t xml:space="preserve">, </w:t>
-            </w:r>
-            <w:r>
-              <w:rPr>
-                <w:rStyle w:val="FunctionTok"/>
-              </w:rPr>
-              <w:t xml:space="preserve">round</w:t>
-            </w:r>
-            <w:r>
-              <w:rPr>
-                <w:rStyle w:val="NormalTok"/>
-              </w:rPr>
-              <w:t xml:space="preserve">(mean_diff, </w:t>
-            </w:r>
-            <w:r>
-              <w:rPr>
-                <w:rStyle w:val="DecValTok"/>
-              </w:rPr>
-              <w:t xml:space="preserve">2</w:t>
-            </w:r>
-            <w:r>
-              <w:rPr>
-                <w:rStyle w:val="NormalTok"/>
-              </w:rPr>
-              <w:t xml:space="preserve">), </w:t>
-            </w:r>
-            <w:r>
-              <w:rPr>
-                <w:rStyle w:val="StringTok"/>
-              </w:rPr>
-              <w:t xml:space="preserve">"mm</w:t>
-            </w:r>
-            <w:r>
-              <w:rPr>
-                <w:rStyle w:val="SpecialCharTok"/>
-              </w:rPr>
-              <w:t xml:space="preserve">\n</w:t>
-            </w:r>
-            <w:r>
-              <w:rPr>
-                <w:rStyle w:val="StringTok"/>
-              </w:rPr>
-              <w:t xml:space="preserve">"</w:t>
-            </w:r>
-            <w:r>
-              <w:rPr>
-                <w:rStyle w:val="NormalTok"/>
-              </w:rPr>
-              <w:t xml:space="preserve">)</w:t>
-            </w:r>
-          </w:p>
-          <w:p>
-            <w:pPr>
-              <w:pStyle w:val="SourceCode"/>
-            </w:pPr>
-            <w:r>
-              <w:rPr>
-                <w:rStyle w:val="VerbatimChar"/>
-              </w:rPr>
-              <w:t xml:space="preserve">Mean difference (lee - wind): 5.5 mm</w:t>
-            </w:r>
-          </w:p>
-          <w:p>
-            <w:pPr>
-              <w:pStyle w:val="SourceCode"/>
-            </w:pPr>
-            <w:r>
-              <w:rPr>
-                <w:rStyle w:val="CommentTok"/>
-              </w:rPr>
-              <w:t xml:space="preserve"># Visualize the results with a mean and error bar plot</w:t>
-            </w:r>
-            <w:r>
-              <w:br/>
-            </w:r>
-            <w:r>
-              <w:rPr>
-                <w:rStyle w:val="FunctionTok"/>
-              </w:rPr>
-              <w:t xml:space="preserve">ggplot</w:t>
-            </w:r>
-            <w:r>
-              <w:rPr>
-                <w:rStyle w:val="NormalTok"/>
-              </w:rPr>
-              <w:t xml:space="preserve">(pine_summary, </w:t>
-            </w:r>
-            <w:r>
-              <w:rPr>
-                <w:rStyle w:val="FunctionTok"/>
-              </w:rPr>
-              <w:t xml:space="preserve">aes</w:t>
-            </w:r>
-            <w:r>
-              <w:rPr>
-                <w:rStyle w:val="NormalTok"/>
-              </w:rPr>
-              <w:t xml:space="preserve">(</w:t>
-            </w:r>
-            <w:r>
-              <w:rPr>
-                <w:rStyle w:val="AttributeTok"/>
-              </w:rPr>
-              <w:t xml:space="preserve">x =</w:t>
-            </w:r>
-            <w:r>
-              <w:rPr>
-                <w:rStyle w:val="NormalTok"/>
-              </w:rPr>
-              <w:t xml:space="preserve"> wind, </w:t>
-            </w:r>
-            <w:r>
-              <w:rPr>
-                <w:rStyle w:val="AttributeTok"/>
-              </w:rPr>
-              <w:t xml:space="preserve">y =</w:t>
-            </w:r>
-            <w:r>
-              <w:rPr>
-                <w:rStyle w:val="NormalTok"/>
-              </w:rPr>
-              <w:t xml:space="preserve"> mean_length, </w:t>
-            </w:r>
-            <w:r>
-              <w:rPr>
-                <w:rStyle w:val="AttributeTok"/>
-              </w:rPr>
-              <w:t xml:space="preserve">fill =</w:t>
-            </w:r>
-            <w:r>
-              <w:rPr>
-                <w:rStyle w:val="NormalTok"/>
-              </w:rPr>
-              <w:t xml:space="preserve"> wind)) </w:t>
-            </w:r>
-            <w:r>
-              <w:rPr>
-                <w:rStyle w:val="SpecialCharTok"/>
-              </w:rPr>
-              <w:t xml:space="preserve">+</w:t>
-            </w:r>
-            <w:r>
-              <w:br/>
-            </w:r>
-            <w:r>
-              <w:rPr>
-                <w:rStyle w:val="NormalTok"/>
-              </w:rPr>
-              <w:t xml:space="preserve">  </w:t>
-            </w:r>
-            <w:r>
-              <w:rPr>
-                <w:rStyle w:val="FunctionTok"/>
-              </w:rPr>
-              <w:t xml:space="preserve">geom_bar</w:t>
-            </w:r>
-            <w:r>
-              <w:rPr>
-                <w:rStyle w:val="NormalTok"/>
-              </w:rPr>
-              <w:t xml:space="preserve">(</w:t>
-            </w:r>
-            <w:r>
-              <w:rPr>
-                <w:rStyle w:val="AttributeTok"/>
-              </w:rPr>
-              <w:t xml:space="preserve">stat =</w:t>
-            </w:r>
-            <w:r>
-              <w:rPr>
-                <w:rStyle w:val="NormalTok"/>
-              </w:rPr>
-              <w:t xml:space="preserve"> </w:t>
-            </w:r>
-            <w:r>
-              <w:rPr>
-                <w:rStyle w:val="StringTok"/>
-              </w:rPr>
-              <w:t xml:space="preserve">"identity"</w:t>
-            </w:r>
-            <w:r>
-              <w:rPr>
-                <w:rStyle w:val="NormalTok"/>
-              </w:rPr>
-              <w:t xml:space="preserve">, </w:t>
-            </w:r>
-            <w:r>
-              <w:rPr>
-                <w:rStyle w:val="AttributeTok"/>
-              </w:rPr>
-              <w:t xml:space="preserve">alpha =</w:t>
-            </w:r>
-            <w:r>
-              <w:rPr>
-                <w:rStyle w:val="NormalTok"/>
-              </w:rPr>
-              <w:t xml:space="preserve"> </w:t>
-            </w:r>
-            <w:r>
-              <w:rPr>
-                <w:rStyle w:val="FloatTok"/>
-              </w:rPr>
-              <w:t xml:space="preserve">0.7</w:t>
-            </w:r>
-            <w:r>
-              <w:rPr>
-                <w:rStyle w:val="NormalTok"/>
-              </w:rPr>
-              <w:t xml:space="preserve">) </w:t>
-            </w:r>
-            <w:r>
-              <w:rPr>
-                <w:rStyle w:val="SpecialCharTok"/>
-              </w:rPr>
-              <w:t xml:space="preserve">+</w:t>
-            </w:r>
-            <w:r>
-              <w:br/>
-            </w:r>
-            <w:r>
-              <w:rPr>
-                <w:rStyle w:val="NormalTok"/>
-              </w:rPr>
-              <w:t xml:space="preserve">  </w:t>
-            </w:r>
-            <w:r>
-              <w:rPr>
-                <w:rStyle w:val="FunctionTok"/>
-              </w:rPr>
-              <w:t xml:space="preserve">geom_errorbar</w:t>
-            </w:r>
-            <w:r>
-              <w:rPr>
-                <w:rStyle w:val="NormalTok"/>
-              </w:rPr>
-              <w:t xml:space="preserve">(</w:t>
-            </w:r>
-            <w:r>
-              <w:rPr>
-                <w:rStyle w:val="FunctionTok"/>
-              </w:rPr>
-              <w:t xml:space="preserve">aes</w:t>
-            </w:r>
-            <w:r>
-              <w:rPr>
-                <w:rStyle w:val="NormalTok"/>
-              </w:rPr>
-              <w:t xml:space="preserve">(</w:t>
-            </w:r>
-            <w:r>
-              <w:rPr>
-                <w:rStyle w:val="AttributeTok"/>
-              </w:rPr>
-              <w:t xml:space="preserve">ymin =</w:t>
-            </w:r>
-            <w:r>
-              <w:rPr>
-                <w:rStyle w:val="NormalTok"/>
-              </w:rPr>
-              <w:t xml:space="preserve"> mean_length </w:t>
-            </w:r>
-            <w:r>
-              <w:rPr>
-                <w:rStyle w:val="SpecialCharTok"/>
-              </w:rPr>
-              <w:t xml:space="preserve">-</w:t>
-            </w:r>
-            <w:r>
-              <w:rPr>
-                <w:rStyle w:val="NormalTok"/>
-              </w:rPr>
-              <w:t xml:space="preserve"> se_length, </w:t>
-            </w:r>
-            <w:r>
-              <w:br/>
-            </w:r>
-            <w:r>
-              <w:rPr>
-                <w:rStyle w:val="NormalTok"/>
-              </w:rPr>
-              <w:t xml:space="preserve">                   </w:t>
-            </w:r>
-            <w:r>
-              <w:rPr>
-                <w:rStyle w:val="AttributeTok"/>
-              </w:rPr>
-              <w:t xml:space="preserve">ymax =</w:t>
-            </w:r>
-            <w:r>
-              <w:rPr>
-                <w:rStyle w:val="NormalTok"/>
-              </w:rPr>
-              <w:t xml:space="preserve"> mean_length </w:t>
-            </w:r>
-            <w:r>
-              <w:rPr>
-                <w:rStyle w:val="SpecialCharTok"/>
-              </w:rPr>
-              <w:t xml:space="preserve">+</w:t>
-            </w:r>
-            <w:r>
-              <w:rPr>
-                <w:rStyle w:val="NormalTok"/>
-              </w:rPr>
-              <w:t xml:space="preserve"> se_length),</w:t>
-            </w:r>
-            <w:r>
-              <w:br/>
-            </w:r>
-            <w:r>
-              <w:rPr>
-                <w:rStyle w:val="NormalTok"/>
-              </w:rPr>
-              <w:t xml:space="preserve">               </w:t>
-            </w:r>
-            <w:r>
-              <w:rPr>
-                <w:rStyle w:val="AttributeTok"/>
-              </w:rPr>
-              <w:t xml:space="preserve">width =</w:t>
-            </w:r>
-            <w:r>
-              <w:rPr>
-                <w:rStyle w:val="NormalTok"/>
-              </w:rPr>
-              <w:t xml:space="preserve"> </w:t>
-            </w:r>
-            <w:r>
-              <w:rPr>
-                <w:rStyle w:val="FloatTok"/>
-              </w:rPr>
-              <w:t xml:space="preserve">0.2</w:t>
-            </w:r>
-            <w:r>
-              <w:rPr>
-                <w:rStyle w:val="NormalTok"/>
-              </w:rPr>
-              <w:t xml:space="preserve">) </w:t>
-            </w:r>
-            <w:r>
-              <w:rPr>
-                <w:rStyle w:val="SpecialCharTok"/>
-              </w:rPr>
-              <w:t xml:space="preserve">+</w:t>
-            </w:r>
-            <w:r>
-              <w:br/>
-            </w:r>
-            <w:r>
-              <w:rPr>
-                <w:rStyle w:val="NormalTok"/>
-              </w:rPr>
-              <w:t xml:space="preserve">  </w:t>
-            </w:r>
-            <w:r>
-              <w:rPr>
-                <w:rStyle w:val="FunctionTok"/>
-              </w:rPr>
-              <w:t xml:space="preserve">scale_fill_manual</w:t>
-            </w:r>
-            <w:r>
-              <w:rPr>
-                <w:rStyle w:val="NormalTok"/>
-              </w:rPr>
-              <w:t xml:space="preserve">(</w:t>
-            </w:r>
-            <w:r>
-              <w:rPr>
-                <w:rStyle w:val="AttributeTok"/>
-              </w:rPr>
-              <w:t xml:space="preserve">values =</w:t>
-            </w:r>
-            <w:r>
-              <w:rPr>
-                <w:rStyle w:val="NormalTok"/>
-              </w:rPr>
-              <w:t xml:space="preserve"> </w:t>
-            </w:r>
-            <w:r>
-              <w:rPr>
-                <w:rStyle w:val="FunctionTok"/>
-              </w:rPr>
-              <w:t xml:space="preserve">c</w:t>
-            </w:r>
-            <w:r>
-              <w:rPr>
-                <w:rStyle w:val="NormalTok"/>
-              </w:rPr>
-              <w:t xml:space="preserve">(</w:t>
-            </w:r>
-            <w:r>
-              <w:rPr>
-                <w:rStyle w:val="StringTok"/>
-              </w:rPr>
-              <w:t xml:space="preserve">"lee"</w:t>
-            </w:r>
-            <w:r>
-              <w:rPr>
-                <w:rStyle w:val="NormalTok"/>
-              </w:rPr>
-              <w:t xml:space="preserve"> </w:t>
-            </w:r>
-            <w:r>
-              <w:rPr>
-                <w:rStyle w:val="OtherTok"/>
-              </w:rPr>
-              <w:t xml:space="preserve">=</w:t>
-            </w:r>
-            <w:r>
-              <w:rPr>
-                <w:rStyle w:val="NormalTok"/>
-              </w:rPr>
-              <w:t xml:space="preserve"> </w:t>
-            </w:r>
-            <w:r>
-              <w:rPr>
-                <w:rStyle w:val="StringTok"/>
-              </w:rPr>
-              <w:t xml:space="preserve">"forestgreen"</w:t>
-            </w:r>
-            <w:r>
-              <w:rPr>
-                <w:rStyle w:val="NormalTok"/>
-              </w:rPr>
-              <w:t xml:space="preserve">, </w:t>
-            </w:r>
-            <w:r>
-              <w:rPr>
-                <w:rStyle w:val="StringTok"/>
-              </w:rPr>
-              <w:t xml:space="preserve">"wind"</w:t>
-            </w:r>
-            <w:r>
-              <w:rPr>
-                <w:rStyle w:val="NormalTok"/>
-              </w:rPr>
-              <w:t xml:space="preserve"> </w:t>
-            </w:r>
-            <w:r>
-              <w:rPr>
-                <w:rStyle w:val="OtherTok"/>
-              </w:rPr>
-              <w:t xml:space="preserve">=</w:t>
-            </w:r>
-            <w:r>
-              <w:rPr>
-                <w:rStyle w:val="NormalTok"/>
-              </w:rPr>
-              <w:t xml:space="preserve"> </w:t>
-            </w:r>
-            <w:r>
-              <w:rPr>
-                <w:rStyle w:val="StringTok"/>
-              </w:rPr>
-              <w:t xml:space="preserve">"skyblue"</w:t>
-            </w:r>
-            <w:r>
-              <w:rPr>
-                <w:rStyle w:val="NormalTok"/>
-              </w:rPr>
-              <w:t xml:space="preserve">),</w:t>
-            </w:r>
-            <w:r>
-              <w:br/>
-            </w:r>
-            <w:r>
-              <w:rPr>
-                <w:rStyle w:val="NormalTok"/>
-              </w:rPr>
-              <w:t xml:space="preserve">                   </w:t>
-            </w:r>
-            <w:r>
-              <w:rPr>
-                <w:rStyle w:val="AttributeTok"/>
-              </w:rPr>
-              <w:t xml:space="preserve">labels =</w:t>
-            </w:r>
-            <w:r>
-              <w:rPr>
-                <w:rStyle w:val="NormalTok"/>
-              </w:rPr>
-              <w:t xml:space="preserve"> </w:t>
-            </w:r>
-            <w:r>
-              <w:rPr>
-                <w:rStyle w:val="FunctionTok"/>
-              </w:rPr>
-              <w:t xml:space="preserve">c</w:t>
-            </w:r>
-            <w:r>
-              <w:rPr>
-                <w:rStyle w:val="NormalTok"/>
-              </w:rPr>
-              <w:t xml:space="preserve">(</w:t>
-            </w:r>
-            <w:r>
-              <w:rPr>
-                <w:rStyle w:val="StringTok"/>
-              </w:rPr>
-              <w:t xml:space="preserve">"lee"</w:t>
-            </w:r>
-            <w:r>
-              <w:rPr>
-                <w:rStyle w:val="NormalTok"/>
-              </w:rPr>
-              <w:t xml:space="preserve"> </w:t>
-            </w:r>
-            <w:r>
-              <w:rPr>
-                <w:rStyle w:val="OtherTok"/>
-              </w:rPr>
-              <w:t xml:space="preserve">=</w:t>
-            </w:r>
-            <w:r>
-              <w:rPr>
-                <w:rStyle w:val="NormalTok"/>
-              </w:rPr>
-              <w:t xml:space="preserve"> </w:t>
-            </w:r>
-            <w:r>
-              <w:rPr>
-                <w:rStyle w:val="StringTok"/>
-              </w:rPr>
-              <w:t xml:space="preserve">"Leeward"</w:t>
-            </w:r>
-            <w:r>
-              <w:rPr>
-                <w:rStyle w:val="NormalTok"/>
-              </w:rPr>
-              <w:t xml:space="preserve">, </w:t>
-            </w:r>
-            <w:r>
-              <w:rPr>
-                <w:rStyle w:val="StringTok"/>
-              </w:rPr>
-              <w:t xml:space="preserve">"wind"</w:t>
-            </w:r>
-            <w:r>
-              <w:rPr>
-                <w:rStyle w:val="NormalTok"/>
-              </w:rPr>
-              <w:t xml:space="preserve"> </w:t>
-            </w:r>
-            <w:r>
-              <w:rPr>
-                <w:rStyle w:val="OtherTok"/>
-              </w:rPr>
-              <w:t xml:space="preserve">=</w:t>
-            </w:r>
-            <w:r>
-              <w:rPr>
-                <w:rStyle w:val="NormalTok"/>
-              </w:rPr>
-              <w:t xml:space="preserve"> </w:t>
-            </w:r>
-            <w:r>
-              <w:rPr>
-                <w:rStyle w:val="StringTok"/>
-              </w:rPr>
-              <w:t xml:space="preserve">"Windward"</w:t>
-            </w:r>
-            <w:r>
-              <w:rPr>
-                <w:rStyle w:val="NormalTok"/>
-              </w:rPr>
-              <w:t xml:space="preserve">)) </w:t>
-            </w:r>
-            <w:r>
-              <w:rPr>
-                <w:rStyle w:val="SpecialCharTok"/>
-              </w:rPr>
-              <w:t xml:space="preserve">+</w:t>
-            </w:r>
-            <w:r>
-              <w:br/>
-            </w:r>
-            <w:r>
-              <w:rPr>
-                <w:rStyle w:val="NormalTok"/>
-              </w:rPr>
-              <w:t xml:space="preserve">  </w:t>
-            </w:r>
-            <w:r>
-              <w:rPr>
-                <w:rStyle w:val="FunctionTok"/>
-              </w:rPr>
-              <w:t xml:space="preserve">labs</w:t>
-            </w:r>
-            <w:r>
-              <w:rPr>
-                <w:rStyle w:val="NormalTok"/>
-              </w:rPr>
-              <w:t xml:space="preserve">(</w:t>
-            </w:r>
-            <w:r>
-              <w:rPr>
-                <w:rStyle w:val="AttributeTok"/>
-              </w:rPr>
-              <w:t xml:space="preserve">title =</w:t>
-            </w:r>
-            <w:r>
-              <w:rPr>
-                <w:rStyle w:val="NormalTok"/>
-              </w:rPr>
-              <w:t xml:space="preserve"> </w:t>
-            </w:r>
-            <w:r>
-              <w:rPr>
-                <w:rStyle w:val="StringTok"/>
-              </w:rPr>
-              <w:t xml:space="preserve">"Pine Needle Lengths by Wind Exposure"</w:t>
-            </w:r>
-            <w:r>
-              <w:rPr>
-                <w:rStyle w:val="NormalTok"/>
-              </w:rPr>
-              <w:t xml:space="preserve">,</w:t>
-            </w:r>
-            <w:r>
-              <w:br/>
-            </w:r>
-            <w:r>
-              <w:rPr>
-                <w:rStyle w:val="NormalTok"/>
-              </w:rPr>
-              <w:t xml:space="preserve">       </w:t>
-            </w:r>
-            <w:r>
-              <w:rPr>
-                <w:rStyle w:val="AttributeTok"/>
-              </w:rPr>
-              <w:t xml:space="preserve">subtitle =</w:t>
-            </w:r>
-            <w:r>
-              <w:rPr>
-                <w:rStyle w:val="NormalTok"/>
-              </w:rPr>
-              <w:t xml:space="preserve"> </w:t>
-            </w:r>
-            <w:r>
-              <w:rPr>
-                <w:rStyle w:val="FunctionTok"/>
-              </w:rPr>
-              <w:t xml:space="preserve">paste</w:t>
-            </w:r>
-            <w:r>
-              <w:rPr>
-                <w:rStyle w:val="NormalTok"/>
-              </w:rPr>
-              <w:t xml:space="preserve">(</w:t>
-            </w:r>
-            <w:r>
-              <w:rPr>
-                <w:rStyle w:val="StringTok"/>
-              </w:rPr>
-              <w:t xml:space="preserve">"t ="</w:t>
-            </w:r>
-            <w:r>
-              <w:rPr>
-                <w:rStyle w:val="NormalTok"/>
-              </w:rPr>
-              <w:t xml:space="preserve">, </w:t>
-            </w:r>
-            <w:r>
-              <w:rPr>
-                <w:rStyle w:val="FunctionTok"/>
-              </w:rPr>
-              <w:t xml:space="preserve">round</w:t>
-            </w:r>
-            <w:r>
-              <w:rPr>
-                <w:rStyle w:val="NormalTok"/>
-              </w:rPr>
-              <w:t xml:space="preserve">(t_test_result</w:t>
-            </w:r>
-            <w:r>
-              <w:rPr>
-                <w:rStyle w:val="SpecialCharTok"/>
-              </w:rPr>
-              <w:t xml:space="preserve">$</w:t>
-            </w:r>
-            <w:r>
-              <w:rPr>
-                <w:rStyle w:val="NormalTok"/>
-              </w:rPr>
-              <w:t xml:space="preserve">statistic, </w:t>
-            </w:r>
-            <w:r>
-              <w:rPr>
-                <w:rStyle w:val="DecValTok"/>
-              </w:rPr>
-              <w:t xml:space="preserve">2</w:t>
-            </w:r>
-            <w:r>
-              <w:rPr>
-                <w:rStyle w:val="NormalTok"/>
-              </w:rPr>
-              <w:t xml:space="preserve">), </w:t>
-            </w:r>
-            <w:r>
-              <w:br/>
-            </w:r>
-            <w:r>
-              <w:rPr>
-                <w:rStyle w:val="NormalTok"/>
-              </w:rPr>
-              <w:t xml:space="preserve">                      </w:t>
-            </w:r>
-            <w:r>
-              <w:rPr>
-                <w:rStyle w:val="StringTok"/>
-              </w:rPr>
-              <w:t xml:space="preserve">", p ="</w:t>
-            </w:r>
-            <w:r>
-              <w:rPr>
-                <w:rStyle w:val="NormalTok"/>
-              </w:rPr>
-              <w:t xml:space="preserve">, </w:t>
-            </w:r>
-            <w:r>
-              <w:rPr>
-                <w:rStyle w:val="FunctionTok"/>
-              </w:rPr>
-              <w:t xml:space="preserve">format.pval</w:t>
-            </w:r>
-            <w:r>
-              <w:rPr>
-                <w:rStyle w:val="NormalTok"/>
-              </w:rPr>
-              <w:t xml:space="preserve">(t_test_result</w:t>
-            </w:r>
-            <w:r>
-              <w:rPr>
-                <w:rStyle w:val="SpecialCharTok"/>
-              </w:rPr>
-              <w:t xml:space="preserve">$</w:t>
-            </w:r>
-            <w:r>
-              <w:rPr>
-                <w:rStyle w:val="NormalTok"/>
-              </w:rPr>
-              <w:t xml:space="preserve">p.value, </w:t>
-            </w:r>
-            <w:r>
-              <w:rPr>
-                <w:rStyle w:val="AttributeTok"/>
-              </w:rPr>
-              <w:t xml:space="preserve">digits =</w:t>
-            </w:r>
-            <w:r>
-              <w:rPr>
-                <w:rStyle w:val="NormalTok"/>
-              </w:rPr>
-              <w:t xml:space="preserve"> </w:t>
-            </w:r>
-            <w:r>
-              <w:rPr>
-                <w:rStyle w:val="DecValTok"/>
-              </w:rPr>
-              <w:t xml:space="preserve">3</w:t>
-            </w:r>
-            <w:r>
-              <w:rPr>
-                <w:rStyle w:val="NormalTok"/>
-              </w:rPr>
-              <w:t xml:space="preserve">)),</w:t>
-            </w:r>
-            <w:r>
-              <w:br/>
-            </w:r>
-            <w:r>
-              <w:rPr>
-                <w:rStyle w:val="NormalTok"/>
-              </w:rPr>
-              <w:t xml:space="preserve">       </w:t>
-            </w:r>
-            <w:r>
-              <w:rPr>
-                <w:rStyle w:val="AttributeTok"/>
-              </w:rPr>
-              <w:t xml:space="preserve">x =</w:t>
-            </w:r>
-            <w:r>
-              <w:rPr>
-                <w:rStyle w:val="NormalTok"/>
-              </w:rPr>
-              <w:t xml:space="preserve"> </w:t>
-            </w:r>
-            <w:r>
-              <w:rPr>
-                <w:rStyle w:val="StringTok"/>
-              </w:rPr>
-              <w:t xml:space="preserve">"Position"</w:t>
-            </w:r>
-            <w:r>
-              <w:rPr>
-                <w:rStyle w:val="NormalTok"/>
-              </w:rPr>
-              <w:t xml:space="preserve">,</w:t>
-            </w:r>
-            <w:r>
-              <w:br/>
-            </w:r>
-            <w:r>
-              <w:rPr>
-                <w:rStyle w:val="NormalTok"/>
-              </w:rPr>
-              <w:t xml:space="preserve">       </w:t>
-            </w:r>
-            <w:r>
-              <w:rPr>
-                <w:rStyle w:val="AttributeTok"/>
-              </w:rPr>
-              <w:t xml:space="preserve">y =</w:t>
-            </w:r>
-            <w:r>
-              <w:rPr>
-                <w:rStyle w:val="NormalTok"/>
-              </w:rPr>
-              <w:t xml:space="preserve"> </w:t>
-            </w:r>
-            <w:r>
-              <w:rPr>
-                <w:rStyle w:val="StringTok"/>
-              </w:rPr>
-              <w:t xml:space="preserve">"Mean Length (mm)"</w:t>
-            </w:r>
-            <w:r>
-              <w:rPr>
-                <w:rStyle w:val="NormalTok"/>
-              </w:rPr>
-              <w:t xml:space="preserve">,</w:t>
-            </w:r>
-            <w:r>
-              <w:br/>
-            </w:r>
-            <w:r>
-              <w:rPr>
-                <w:rStyle w:val="NormalTok"/>
-              </w:rPr>
-              <w:t xml:space="preserve">       </w:t>
-            </w:r>
-            <w:r>
-              <w:rPr>
-                <w:rStyle w:val="AttributeTok"/>
-              </w:rPr>
-              <w:t xml:space="preserve">fill =</w:t>
-            </w:r>
-            <w:r>
-              <w:rPr>
-                <w:rStyle w:val="NormalTok"/>
-              </w:rPr>
-              <w:t xml:space="preserve"> </w:t>
-            </w:r>
-            <w:r>
-              <w:rPr>
-                <w:rStyle w:val="StringTok"/>
-              </w:rPr>
-              <w:t xml:space="preserve">"Wind Position"</w:t>
-            </w:r>
-            <w:r>
-              <w:rPr>
-                <w:rStyle w:val="NormalTok"/>
-              </w:rPr>
-              <w:t xml:space="preserve">)</w:t>
-            </w:r>
-          </w:p>
-          <w:p>
-            <w:pPr>
-              <w:pStyle w:val="FirstParagraph"/>
-            </w:pPr>
-            <w:r>
-              <w:drawing>
-                <wp:inline>
-                  <wp:extent cx="2743200" cy="2743200"/>
-                  <wp:effectExtent b="0" l="0" r="0" t="0"/>
-                  <wp:docPr descr="" title="" id="76" name="Picture"/>
-                  <a:graphic>
-                    <a:graphicData uri="http://schemas.openxmlformats.org/drawingml/2006/picture">
-                      <pic:pic>
-                        <pic:nvPicPr>
-                          <pic:cNvPr descr="05_02_class_activity_files/figure-docx/unnamed-chunk-10-1.jpeg" id="77" name="Picture"/>
-                          <pic:cNvPicPr>
-                            <a:picLocks noChangeArrowheads="1" noChangeAspect="1"/>
-                          </pic:cNvPicPr>
-                        </pic:nvPicPr>
-                        <pic:blipFill>
-                          <a:blip r:embed="rId75"/>
-                          <a:stretch>
-                            <a:fillRect/>
-                          </a:stretch>
-                        </pic:blipFill>
-                        <pic:spPr bwMode="auto">
-                          <a:xfrm>
-                            <a:off x="0" y="0"/>
-                            <a:ext cx="2743200" cy="2743200"/>
-                          </a:xfrm>
-                          <a:prstGeom prst="rect">
-                            <a:avLst/>
-                          </a:prstGeom>
-                          <a:noFill/>
-                          <a:ln w="9525">
-                            <a:noFill/>
-                            <a:headEnd/>
-                            <a:tailEnd/>
-                          </a:ln>
-                        </pic:spPr>
-                      </pic:pic>
-                    </a:graphicData>
-                  </a:graphic>
-                </wp:inline>
-              </w:drawing>
-            </w:r>
-          </w:p>
-          <w:p>
-            <w:pPr>
-              <w:pStyle w:val="BodyText"/>
-            </w:pPr>
-            <w:r>
-              <w:t xml:space="preserve">Interpret the results:</w:t>
-            </w:r>
-          </w:p>
-          <w:p>
-            <w:pPr>
-              <w:numPr>
-                <w:ilvl w:val="0"/>
-                <w:numId w:val="1008"/>
-              </w:numPr>
-            </w:pPr>
-            <w:r>
-              <w:t xml:space="preserve">What was the null hypothesis?</w:t>
-            </w:r>
-          </w:p>
-          <w:p>
-            <w:pPr>
-              <w:numPr>
-                <w:ilvl w:val="0"/>
-                <w:numId w:val="1008"/>
-              </w:numPr>
-            </w:pPr>
-            <w:r>
-              <w:t xml:space="preserve">What was the alternative hypothesis?</w:t>
-            </w:r>
-          </w:p>
-          <w:p>
-            <w:pPr>
-              <w:numPr>
-                <w:ilvl w:val="0"/>
-                <w:numId w:val="1008"/>
-              </w:numPr>
-            </w:pPr>
-            <w:r>
-              <w:t xml:space="preserve">What does the p-value tell us?</w:t>
-            </w:r>
-          </w:p>
-          <w:p>
-            <w:pPr>
-              <w:numPr>
-                <w:ilvl w:val="0"/>
-                <w:numId w:val="1008"/>
-              </w:numPr>
-            </w:pPr>
-            <w:r>
-              <w:t xml:space="preserve">Should we reject or fail to reject the null hypothesis?</w:t>
-            </w:r>
-          </w:p>
-          <w:p>
-            <w:pPr>
-              <w:numPr>
-                <w:ilvl w:val="0"/>
-                <w:numId w:val="1008"/>
-              </w:numPr>
-            </w:pPr>
-            <w:r>
-              <w:t xml:space="preserve">What is the practical interpretation for botanists?</w:t>
-            </w:r>
-          </w:p>
-        </w:tc>
-      </w:tr>
-    </w:tbl>
-    <w:bookmarkEnd w:id="78"/>
-    <w:bookmarkEnd w:id="79"/>
-    <w:bookmarkStart w:id="85" w:name="Xe74e47f92db1f2d79e4e413e894bc7e8df45590"/>
-    <w:p>
-      <w:pPr>
-        <w:pStyle w:val="Heading1"/>
-      </w:pPr>
-      <w:r>
-        <w:t xml:space="preserve">Part 7: Comparing Fish Lengths Between Lakes</w:t>
-      </w:r>
-    </w:p>
-    <w:p>
-      <w:pPr>
-        <w:pStyle w:val="FirstParagraph"/>
-      </w:pPr>
-      <w:r>
-        <w:t xml:space="preserve">Let’s apply what we’ve learned to compare fish lengths between Lakes I3 and I8:</w:t>
-      </w:r>
-    </w:p>
-    <w:tbl>
-      <w:tblPr>
-        <w:tblStyle w:val="Table"/>
-        <w:tblLook w:firstRow="0" w:lastRow="0" w:firstColumn="0" w:lastColumn="0" w:noHBand="0" w:noVBand="0" w:val="0000"/>
-        <w:tblBorders>
-          <w:left w:val="single" w:sz="24" w:space="0" w:color="00A047"/>
-          <w:right w:val="single" w:sz="4" w:space="0" w:color="00A047"/>
-          <w:top w:val="single" w:sz="4" w:space="0" w:color="00A047"/>
-          <w:bottom w:val="single" w:sz="4" w:space="0" w:color="00A047"/>
-        </w:tblBorders>
-        <w:tblCellMar>
-          <w:left w:w="144" w:type="dxa"/>
-          <w:right w:w="144" w:type="dxa"/>
-        </w:tblCellMar>
-        <w:tblInd w:w="164" w:type="dxa"/>
-        <w:tblW w:type="pct" w:w="100%"/>
-      </w:tblPr>
-      <w:tr>
-        <w:trPr>
-          <w:cantSplit/>
-        </w:trPr>
-        <w:tc>
-          <w:tcPr>
-            <w:shd w:color="auto" w:fill="ccf1e3" w:val="clear"/>
-            <w:tcMar>
-              <w:top w:w="92" w:type="dxa"/>
-              <w:bottom w:w="92" w:type="dxa"/>
-            </w:tcMar>
-          </w:tcPr>
-          <w:p>
-            <w:pPr>
-              <w:pStyle w:val="BodyText"/>
-            </w:pPr>
-            <w:pPr>
-              <w:spacing w:before="0" w:after="0"/>
-              <w:textAlignment w:val="center"/>
-            </w:pPr>
-            <w:r>
-              <w:drawing>
-                <wp:inline>
-                  <wp:extent cx="152400" cy="152400"/>
-                  <wp:effectExtent b="0" l="0" r="0" t="0"/>
-                  <wp:docPr descr="" title="" id="80" name="Picture"/>
-                  <a:graphic>
-                    <a:graphicData uri="http://schemas.openxmlformats.org/drawingml/2006/picture">
-                      <pic:pic>
-                        <pic:nvPicPr>
-                          <pic:cNvPr descr="/Applications/RStudio.app/Contents/Resources/app/quarto/share/formats/docx/tip.png" id="81" name="Picture"/>
-                          <pic:cNvPicPr>
-                            <a:picLocks noChangeArrowheads="1" noChangeAspect="1"/>
-                          </pic:cNvPicPr>
-                        </pic:nvPicPr>
-                        <pic:blipFill>
-                          <a:blip r:embed="rId24"/>
-                          <a:stretch>
-                            <a:fillRect/>
-                          </a:stretch>
-                        </pic:blipFill>
-                        <pic:spPr bwMode="auto">
-                          <a:xfrm>
-                            <a:off x="0" y="0"/>
-                            <a:ext cx="152400" cy="152400"/>
-                          </a:xfrm>
-                          <a:prstGeom prst="rect">
-                            <a:avLst/>
-                          </a:prstGeom>
-                          <a:noFill/>
-                          <a:ln w="9525">
-                            <a:noFill/>
-                            <a:headEnd/>
-                            <a:tailEnd/>
-                          </a:ln>
-                        </pic:spPr>
-                      </pic:pic>
-                    </a:graphicData>
-                  </a:graphic>
-                </wp:inline>
-              </w:drawing>
-            </w:r>
-            <w:r>
-              <w:t xml:space="preserve"> </w:t>
-            </w:r>
-            <w:r>
-              <w:t xml:space="preserve"> </w:t>
-            </w:r>
-            <w:r>
-              <w:t xml:space="preserve">Practice Exercise 7: Comparing Lakes</w:t>
-            </w:r>
-          </w:p>
-        </w:tc>
-      </w:tr>
-      <w:tr>
-        <w:trPr>
-          <w:cantSplit/>
-        </w:trPr>
-        <w:tc>
-          <w:tcPr>
-            <w:tcMar>
-              <w:top w:w="108" w:type="dxa"/>
-              <w:bottom w:w="108" w:type="dxa"/>
-            </w:tcMar>
-          </w:tcPr>
-          <w:p>
-            <w:pPr>
-              <w:pStyle w:val="SourceCode"/>
-            </w:pPr>
-            <w:r>
-              <w:rPr>
-                <w:rStyle w:val="CommentTok"/>
-              </w:rPr>
-              <w:t xml:space="preserve"># Perform a two-sample t-test comparing I3 and I8</w:t>
-            </w:r>
-            <w:r>
-              <w:br/>
-            </w:r>
-            <w:r>
-              <w:rPr>
-                <w:rStyle w:val="CommentTok"/>
-              </w:rPr>
-              <w:t xml:space="preserve"># First check assumptions (variances)</w:t>
-            </w:r>
-            <w:r>
-              <w:br/>
-            </w:r>
-            <w:r>
-              <w:rPr>
-                <w:rStyle w:val="NormalTok"/>
-              </w:rPr>
-              <w:t xml:space="preserve">levene_lakes </w:t>
-            </w:r>
-            <w:r>
-              <w:rPr>
-                <w:rStyle w:val="OtherTok"/>
-              </w:rPr>
-              <w:t xml:space="preserve">&lt;-</w:t>
-            </w:r>
-            <w:r>
-              <w:rPr>
-                <w:rStyle w:val="NormalTok"/>
-              </w:rPr>
-              <w:t xml:space="preserve"> </w:t>
-            </w:r>
-            <w:r>
-              <w:rPr>
-                <w:rStyle w:val="FunctionTok"/>
-              </w:rPr>
-              <w:t xml:space="preserve">leveneTest</w:t>
-            </w:r>
-            <w:r>
-              <w:rPr>
-                <w:rStyle w:val="NormalTok"/>
-              </w:rPr>
-              <w:t xml:space="preserve">(length_mm </w:t>
-            </w:r>
-            <w:r>
-              <w:rPr>
-                <w:rStyle w:val="SpecialCharTok"/>
-              </w:rPr>
-              <w:t xml:space="preserve">~</w:t>
-            </w:r>
-            <w:r>
-              <w:rPr>
-                <w:rStyle w:val="NormalTok"/>
-              </w:rPr>
-              <w:t xml:space="preserve"> lake, </w:t>
-            </w:r>
-            <w:r>
-              <w:rPr>
-                <w:rStyle w:val="AttributeTok"/>
-              </w:rPr>
-              <w:t xml:space="preserve">data =</w:t>
-            </w:r>
-            <w:r>
-              <w:rPr>
-                <w:rStyle w:val="NormalTok"/>
-              </w:rPr>
-              <w:t xml:space="preserve"> g_df)</w:t>
-            </w:r>
-          </w:p>
-          <w:p>
-            <w:pPr>
-              <w:pStyle w:val="SourceCode"/>
-            </w:pPr>
-            <w:r>
-              <w:rPr>
-                <w:rStyle w:val="VerbatimChar"/>
-              </w:rPr>
-              <w:t xml:space="preserve">Warning in leveneTest.default(y = y, group = group, ...): group coerced to</w:t>
-            </w:r>
-            <w:r>
-              <w:br/>
-            </w:r>
-            <w:r>
-              <w:rPr>
-                <w:rStyle w:val="VerbatimChar"/>
-              </w:rPr>
-              <w:t xml:space="preserve">factor.</w:t>
-            </w:r>
-          </w:p>
-          <w:p>
-            <w:pPr>
-              <w:pStyle w:val="SourceCode"/>
-            </w:pPr>
-            <w:r>
-              <w:rPr>
-                <w:rStyle w:val="FunctionTok"/>
-              </w:rPr>
-              <w:t xml:space="preserve">print</w:t>
-            </w:r>
-            <w:r>
-              <w:rPr>
-                <w:rStyle w:val="NormalTok"/>
-              </w:rPr>
-              <w:t xml:space="preserve">(</w:t>
-            </w:r>
-            <w:r>
-              <w:rPr>
-                <w:rStyle w:val="StringTok"/>
-              </w:rPr>
-              <w:t xml:space="preserve">"Levene's Test for Lakes:"</w:t>
-            </w:r>
-            <w:r>
-              <w:rPr>
-                <w:rStyle w:val="NormalTok"/>
-              </w:rPr>
-              <w:t xml:space="preserve">)</w:t>
-            </w:r>
-          </w:p>
-          <w:p>
-            <w:pPr>
-              <w:pStyle w:val="SourceCode"/>
-            </w:pPr>
-            <w:r>
-              <w:rPr>
-                <w:rStyle w:val="VerbatimChar"/>
-              </w:rPr>
-              <w:t xml:space="preserve">[1] "Levene's Test for Lakes:"</w:t>
-            </w:r>
-          </w:p>
-          <w:p>
-            <w:pPr>
-              <w:pStyle w:val="SourceCode"/>
-            </w:pPr>
-            <w:r>
-              <w:rPr>
-                <w:rStyle w:val="FunctionTok"/>
-              </w:rPr>
-              <w:t xml:space="preserve">print</w:t>
-            </w:r>
-            <w:r>
-              <w:rPr>
-                <w:rStyle w:val="NormalTok"/>
-              </w:rPr>
-              <w:t xml:space="preserve">(levene_lakes)</w:t>
-            </w:r>
-          </w:p>
-          <w:p>
-            <w:pPr>
-              <w:pStyle w:val="SourceCode"/>
-            </w:pPr>
-            <w:r>
-              <w:rPr>
-                <w:rStyle w:val="VerbatimChar"/>
-              </w:rPr>
-              <w:t xml:space="preserve">Levene's Test for Homogeneity of Variance (center = median)</w:t>
-            </w:r>
-            <w:r>
-              <w:br/>
-            </w:r>
-            <w:r>
-              <w:rPr>
-                <w:rStyle w:val="VerbatimChar"/>
-              </w:rPr>
-              <w:t xml:space="preserve">       Df F value    Pr(&gt;F)    </w:t>
-            </w:r>
-            <w:r>
-              <w:br/>
-            </w:r>
-            <w:r>
-              <w:rPr>
-                <w:rStyle w:val="VerbatimChar"/>
-              </w:rPr>
-              <w:t xml:space="preserve">group   1  13.705 0.0002907 ***</w:t>
-            </w:r>
-            <w:r>
-              <w:br/>
-            </w:r>
-            <w:r>
-              <w:rPr>
-                <w:rStyle w:val="VerbatimChar"/>
-              </w:rPr>
-              <w:t xml:space="preserve">      166                      </w:t>
-            </w:r>
-            <w:r>
-              <w:br/>
-            </w:r>
-            <w:r>
-              <w:rPr>
-                <w:rStyle w:val="VerbatimChar"/>
-              </w:rPr>
-              <w:t xml:space="preserve">---</w:t>
-            </w:r>
-            <w:r>
-              <w:br/>
-            </w:r>
-            <w:r>
-              <w:rPr>
-                <w:rStyle w:val="VerbatimChar"/>
-              </w:rPr>
-              <w:t xml:space="preserve">Signif. codes:  0 '***' 0.001 '**' 0.01 '*' 0.05 '.' 0.1 ' ' 1</w:t>
-            </w:r>
-          </w:p>
-          <w:p>
-            <w:pPr>
-              <w:pStyle w:val="SourceCode"/>
-            </w:pPr>
-            <w:r>
-              <w:rPr>
-                <w:rStyle w:val="CommentTok"/>
-              </w:rPr>
-              <w:t xml:space="preserve"># Perform the t-test with appropriate variance setting</w:t>
-            </w:r>
-            <w:r>
-              <w:br/>
-            </w:r>
-            <w:r>
-              <w:rPr>
-                <w:rStyle w:val="NormalTok"/>
-              </w:rPr>
-              <w:t xml:space="preserve">lakes_t_test </w:t>
-            </w:r>
-            <w:r>
-              <w:rPr>
-                <w:rStyle w:val="OtherTok"/>
-              </w:rPr>
-              <w:t xml:space="preserve">&lt;-</w:t>
-            </w:r>
-            <w:r>
-              <w:rPr>
-                <w:rStyle w:val="NormalTok"/>
-              </w:rPr>
-              <w:t xml:space="preserve"> </w:t>
-            </w:r>
-            <w:r>
-              <w:rPr>
-                <w:rStyle w:val="FunctionTok"/>
-              </w:rPr>
-              <w:t xml:space="preserve">t.test</w:t>
-            </w:r>
-            <w:r>
-              <w:rPr>
-                <w:rStyle w:val="NormalTok"/>
-              </w:rPr>
-              <w:t xml:space="preserve">(length_mm </w:t>
-            </w:r>
-            <w:r>
-              <w:rPr>
-                <w:rStyle w:val="SpecialCharTok"/>
-              </w:rPr>
-              <w:t xml:space="preserve">~</w:t>
-            </w:r>
-            <w:r>
-              <w:rPr>
-                <w:rStyle w:val="NormalTok"/>
-              </w:rPr>
-              <w:t xml:space="preserve"> lake, </w:t>
-            </w:r>
-            <w:r>
-              <w:rPr>
-                <w:rStyle w:val="AttributeTok"/>
-              </w:rPr>
-              <w:t xml:space="preserve">data =</w:t>
-            </w:r>
-            <w:r>
-              <w:rPr>
-                <w:rStyle w:val="NormalTok"/>
-              </w:rPr>
-              <w:t xml:space="preserve"> g_df, </w:t>
-            </w:r>
-            <w:r>
-              <w:br/>
-            </w:r>
-            <w:r>
-              <w:rPr>
-                <w:rStyle w:val="NormalTok"/>
-              </w:rPr>
-              <w:t xml:space="preserve">                      </w:t>
-            </w:r>
-            <w:r>
-              <w:rPr>
-                <w:rStyle w:val="AttributeTok"/>
-              </w:rPr>
-              <w:t xml:space="preserve">var.equal =</w:t>
-            </w:r>
-            <w:r>
-              <w:rPr>
-                <w:rStyle w:val="NormalTok"/>
-              </w:rPr>
-              <w:t xml:space="preserve"> (levene_lakes</w:t>
-            </w:r>
-            <w:r>
-              <w:rPr>
-                <w:rStyle w:val="SpecialCharTok"/>
-              </w:rPr>
-              <w:t xml:space="preserve">$</w:t>
-            </w:r>
-            <w:r>
-              <w:rPr>
-                <w:rStyle w:val="StringTok"/>
-              </w:rPr>
-              <w:t xml:space="preserve">`</w:t>
-            </w:r>
-            <w:r>
-              <w:rPr>
-                <w:rStyle w:val="AttributeTok"/>
-              </w:rPr>
-              <w:t xml:space="preserve">Pr(&gt;F)</w:t>
-            </w:r>
-            <w:r>
-              <w:rPr>
-                <w:rStyle w:val="StringTok"/>
-              </w:rPr>
-              <w:t xml:space="preserve">`</w:t>
-            </w:r>
-            <w:r>
-              <w:rPr>
-                <w:rStyle w:val="NormalTok"/>
-              </w:rPr>
-              <w:t xml:space="preserve">[</w:t>
-            </w:r>
-            <w:r>
-              <w:rPr>
-                <w:rStyle w:val="DecValTok"/>
-              </w:rPr>
-              <w:t xml:space="preserve">1</w:t>
-            </w:r>
-            <w:r>
-              <w:rPr>
-                <w:rStyle w:val="NormalTok"/>
-              </w:rPr>
-              <w:t xml:space="preserve">] </w:t>
-            </w:r>
-            <w:r>
-              <w:rPr>
-                <w:rStyle w:val="SpecialCharTok"/>
-              </w:rPr>
-              <w:t xml:space="preserve">&gt;</w:t>
-            </w:r>
-            <w:r>
-              <w:rPr>
-                <w:rStyle w:val="NormalTok"/>
-              </w:rPr>
-              <w:t xml:space="preserve"> </w:t>
-            </w:r>
-            <w:r>
-              <w:rPr>
-                <w:rStyle w:val="FloatTok"/>
-              </w:rPr>
-              <w:t xml:space="preserve">0.05</w:t>
-            </w:r>
-            <w:r>
-              <w:rPr>
-                <w:rStyle w:val="NormalTok"/>
-              </w:rPr>
-              <w:t xml:space="preserve">))</w:t>
-            </w:r>
-            <w:r>
-              <w:br/>
-            </w:r>
-            <w:r>
-              <w:br/>
-            </w:r>
-            <w:r>
-              <w:rPr>
-                <w:rStyle w:val="CommentTok"/>
-              </w:rPr>
-              <w:t xml:space="preserve"># Display the results</w:t>
-            </w:r>
-            <w:r>
-              <w:br/>
-            </w:r>
-            <w:r>
-              <w:rPr>
-                <w:rStyle w:val="FunctionTok"/>
-              </w:rPr>
-              <w:t xml:space="preserve">print</w:t>
-            </w:r>
-            <w:r>
-              <w:rPr>
-                <w:rStyle w:val="NormalTok"/>
-              </w:rPr>
-              <w:t xml:space="preserve">(lakes_t_test)</w:t>
-            </w:r>
-          </w:p>
-          <w:p>
-            <w:pPr>
-              <w:pStyle w:val="SourceCode"/>
-            </w:pPr>
-            <w:r>
-              <w:br/>
-            </w:r>
-            <w:r>
-              <w:rPr>
-                <w:rStyle w:val="VerbatimChar"/>
-              </w:rPr>
-              <w:t xml:space="preserve">    Welch Two Sample t-test</w:t>
-            </w:r>
-            <w:r>
-              <w:br/>
-            </w:r>
-            <w:r>
-              <w:br/>
-            </w:r>
-            <w:r>
-              <w:rPr>
-                <w:rStyle w:val="VerbatimChar"/>
-              </w:rPr>
-              <w:t xml:space="preserve">data:  length_mm by lake</w:t>
-            </w:r>
-            <w:r>
-              <w:br/>
-            </w:r>
-            <w:r>
-              <w:rPr>
-                <w:rStyle w:val="VerbatimChar"/>
-              </w:rPr>
-              <w:t xml:space="preserve">t = -15.532, df = 161.63, p-value &lt; 2.2e-16</w:t>
-            </w:r>
-            <w:r>
-              <w:br/>
-            </w:r>
-            <w:r>
-              <w:rPr>
-                <w:rStyle w:val="VerbatimChar"/>
-              </w:rPr>
-              <w:t xml:space="preserve">alternative hypothesis: true difference in means between group I3 and group I8 is not equal to 0</w:t>
-            </w:r>
-            <w:r>
-              <w:br/>
-            </w:r>
-            <w:r>
-              <w:rPr>
-                <w:rStyle w:val="VerbatimChar"/>
-              </w:rPr>
-              <w:t xml:space="preserve">95 percent confidence interval:</w:t>
-            </w:r>
-            <w:r>
-              <w:br/>
-            </w:r>
-            <w:r>
-              <w:rPr>
-                <w:rStyle w:val="VerbatimChar"/>
-              </w:rPr>
-              <w:t xml:space="preserve"> -109.32342  -84.66053</w:t>
-            </w:r>
-            <w:r>
-              <w:br/>
-            </w:r>
-            <w:r>
-              <w:rPr>
-                <w:rStyle w:val="VerbatimChar"/>
-              </w:rPr>
-              <w:t xml:space="preserve">sample estimates:</w:t>
-            </w:r>
-            <w:r>
-              <w:br/>
-            </w:r>
-            <w:r>
-              <w:rPr>
-                <w:rStyle w:val="VerbatimChar"/>
-              </w:rPr>
-              <w:t xml:space="preserve">mean in group I3 mean in group I8 </w:t>
-            </w:r>
-            <w:r>
-              <w:br/>
-            </w:r>
-            <w:r>
-              <w:rPr>
-                <w:rStyle w:val="VerbatimChar"/>
-              </w:rPr>
-              <w:t xml:space="preserve">        265.6061         362.5980 </w:t>
-            </w:r>
-          </w:p>
-          <w:p>
-            <w:pPr>
-              <w:pStyle w:val="SourceCode"/>
-            </w:pPr>
-            <w:r>
-              <w:rPr>
-                <w:rStyle w:val="CommentTok"/>
-              </w:rPr>
-              <w:t xml:space="preserve"># Create a visualization</w:t>
-            </w:r>
-            <w:r>
-              <w:br/>
-            </w:r>
-            <w:r>
-              <w:rPr>
-                <w:rStyle w:val="FunctionTok"/>
-              </w:rPr>
-              <w:t xml:space="preserve">ggplot</w:t>
-            </w:r>
-            <w:r>
-              <w:rPr>
-                <w:rStyle w:val="NormalTok"/>
-              </w:rPr>
-              <w:t xml:space="preserve">(g_df, </w:t>
-            </w:r>
-            <w:r>
-              <w:rPr>
-                <w:rStyle w:val="FunctionTok"/>
-              </w:rPr>
-              <w:t xml:space="preserve">aes</w:t>
-            </w:r>
-            <w:r>
-              <w:rPr>
-                <w:rStyle w:val="NormalTok"/>
-              </w:rPr>
-              <w:t xml:space="preserve">(</w:t>
-            </w:r>
-            <w:r>
-              <w:rPr>
-                <w:rStyle w:val="AttributeTok"/>
-              </w:rPr>
-              <w:t xml:space="preserve">x =</w:t>
-            </w:r>
-            <w:r>
-              <w:rPr>
-                <w:rStyle w:val="NormalTok"/>
-              </w:rPr>
-              <w:t xml:space="preserve"> lake, </w:t>
-            </w:r>
-            <w:r>
-              <w:rPr>
-                <w:rStyle w:val="AttributeTok"/>
-              </w:rPr>
-              <w:t xml:space="preserve">y =</w:t>
-            </w:r>
-            <w:r>
-              <w:rPr>
-                <w:rStyle w:val="NormalTok"/>
-              </w:rPr>
-              <w:t xml:space="preserve"> length_mm, </w:t>
-            </w:r>
-            <w:r>
-              <w:rPr>
-                <w:rStyle w:val="AttributeTok"/>
-              </w:rPr>
-              <w:t xml:space="preserve">fill =</w:t>
-            </w:r>
-            <w:r>
-              <w:rPr>
-                <w:rStyle w:val="NormalTok"/>
-              </w:rPr>
-              <w:t xml:space="preserve"> lake)) </w:t>
-            </w:r>
-            <w:r>
-              <w:rPr>
-                <w:rStyle w:val="SpecialCharTok"/>
-              </w:rPr>
-              <w:t xml:space="preserve">+</w:t>
-            </w:r>
-            <w:r>
-              <w:br/>
-            </w:r>
-            <w:r>
-              <w:rPr>
-                <w:rStyle w:val="NormalTok"/>
-              </w:rPr>
-              <w:t xml:space="preserve">  </w:t>
-            </w:r>
-            <w:r>
-              <w:rPr>
-                <w:rStyle w:val="FunctionTok"/>
-              </w:rPr>
-              <w:t xml:space="preserve">geom_boxplot</w:t>
-            </w:r>
-            <w:r>
-              <w:rPr>
-                <w:rStyle w:val="NormalTok"/>
-              </w:rPr>
-              <w:t xml:space="preserve">(</w:t>
-            </w:r>
-            <w:r>
-              <w:rPr>
-                <w:rStyle w:val="AttributeTok"/>
-              </w:rPr>
-              <w:t xml:space="preserve">alpha =</w:t>
-            </w:r>
-            <w:r>
-              <w:rPr>
-                <w:rStyle w:val="NormalTok"/>
-              </w:rPr>
-              <w:t xml:space="preserve"> </w:t>
-            </w:r>
-            <w:r>
-              <w:rPr>
-                <w:rStyle w:val="FloatTok"/>
-              </w:rPr>
-              <w:t xml:space="preserve">0.7</w:t>
-            </w:r>
-            <w:r>
-              <w:rPr>
-                <w:rStyle w:val="NormalTok"/>
-              </w:rPr>
-              <w:t xml:space="preserve">) </w:t>
-            </w:r>
-            <w:r>
-              <w:rPr>
-                <w:rStyle w:val="SpecialCharTok"/>
-              </w:rPr>
-              <w:t xml:space="preserve">+</w:t>
-            </w:r>
-            <w:r>
-              <w:br/>
-            </w:r>
-            <w:r>
-              <w:rPr>
-                <w:rStyle w:val="NormalTok"/>
-              </w:rPr>
-              <w:t xml:space="preserve">  </w:t>
-            </w:r>
-            <w:r>
-              <w:rPr>
-                <w:rStyle w:val="FunctionTok"/>
-              </w:rPr>
-              <w:t xml:space="preserve">labs</w:t>
-            </w:r>
-            <w:r>
-              <w:rPr>
-                <w:rStyle w:val="NormalTok"/>
-              </w:rPr>
-              <w:t xml:space="preserve">(</w:t>
-            </w:r>
-            <w:r>
-              <w:rPr>
-                <w:rStyle w:val="AttributeTok"/>
-              </w:rPr>
-              <w:t xml:space="preserve">title =</w:t>
-            </w:r>
-            <w:r>
-              <w:rPr>
-                <w:rStyle w:val="NormalTok"/>
-              </w:rPr>
-              <w:t xml:space="preserve"> </w:t>
-            </w:r>
-            <w:r>
-              <w:rPr>
-                <w:rStyle w:val="StringTok"/>
-              </w:rPr>
-              <w:t xml:space="preserve">"Comparison of Fish Lengths Between Lakes"</w:t>
-            </w:r>
-            <w:r>
-              <w:rPr>
-                <w:rStyle w:val="NormalTok"/>
-              </w:rPr>
-              <w:t xml:space="preserve">,</w:t>
-            </w:r>
-            <w:r>
-              <w:br/>
-            </w:r>
-            <w:r>
-              <w:rPr>
-                <w:rStyle w:val="NormalTok"/>
-              </w:rPr>
-              <w:t xml:space="preserve">       </w:t>
-            </w:r>
-            <w:r>
-              <w:rPr>
-                <w:rStyle w:val="AttributeTok"/>
-              </w:rPr>
-              <w:t xml:space="preserve">subtitle =</w:t>
-            </w:r>
-            <w:r>
-              <w:rPr>
-                <w:rStyle w:val="NormalTok"/>
-              </w:rPr>
-              <w:t xml:space="preserve"> </w:t>
-            </w:r>
-            <w:r>
-              <w:rPr>
-                <w:rStyle w:val="FunctionTok"/>
-              </w:rPr>
-              <w:t xml:space="preserve">paste</w:t>
-            </w:r>
-            <w:r>
-              <w:rPr>
-                <w:rStyle w:val="NormalTok"/>
-              </w:rPr>
-              <w:t xml:space="preserve">(</w:t>
-            </w:r>
-            <w:r>
-              <w:rPr>
-                <w:rStyle w:val="StringTok"/>
-              </w:rPr>
-              <w:t xml:space="preserve">"t ="</w:t>
-            </w:r>
-            <w:r>
-              <w:rPr>
-                <w:rStyle w:val="NormalTok"/>
-              </w:rPr>
-              <w:t xml:space="preserve">, </w:t>
-            </w:r>
-            <w:r>
-              <w:rPr>
-                <w:rStyle w:val="FunctionTok"/>
-              </w:rPr>
-              <w:t xml:space="preserve">round</w:t>
-            </w:r>
-            <w:r>
-              <w:rPr>
-                <w:rStyle w:val="NormalTok"/>
-              </w:rPr>
-              <w:t xml:space="preserve">(lakes_t_test</w:t>
-            </w:r>
-            <w:r>
-              <w:rPr>
-                <w:rStyle w:val="SpecialCharTok"/>
-              </w:rPr>
-              <w:t xml:space="preserve">$</w:t>
-            </w:r>
-            <w:r>
-              <w:rPr>
-                <w:rStyle w:val="NormalTok"/>
-              </w:rPr>
-              <w:t xml:space="preserve">statistic, </w:t>
-            </w:r>
-            <w:r>
-              <w:rPr>
-                <w:rStyle w:val="DecValTok"/>
-              </w:rPr>
-              <w:t xml:space="preserve">2</w:t>
-            </w:r>
-            <w:r>
-              <w:rPr>
-                <w:rStyle w:val="NormalTok"/>
-              </w:rPr>
-              <w:t xml:space="preserve">), </w:t>
-            </w:r>
-            <w:r>
-              <w:br/>
-            </w:r>
-            <w:r>
-              <w:rPr>
-                <w:rStyle w:val="NormalTok"/>
-              </w:rPr>
-              <w:t xml:space="preserve">                      </w:t>
-            </w:r>
-            <w:r>
-              <w:rPr>
-                <w:rStyle w:val="StringTok"/>
-              </w:rPr>
-              <w:t xml:space="preserve">", p ="</w:t>
-            </w:r>
-            <w:r>
-              <w:rPr>
-                <w:rStyle w:val="NormalTok"/>
-              </w:rPr>
-              <w:t xml:space="preserve">, </w:t>
-            </w:r>
-            <w:r>
-              <w:rPr>
-                <w:rStyle w:val="FunctionTok"/>
-              </w:rPr>
-              <w:t xml:space="preserve">format.pval</w:t>
-            </w:r>
-            <w:r>
-              <w:rPr>
-                <w:rStyle w:val="NormalTok"/>
-              </w:rPr>
-              <w:t xml:space="preserve">(lakes_t_test</w:t>
-            </w:r>
-            <w:r>
-              <w:rPr>
-                <w:rStyle w:val="SpecialCharTok"/>
-              </w:rPr>
-              <w:t xml:space="preserve">$</w:t>
-            </w:r>
-            <w:r>
-              <w:rPr>
-                <w:rStyle w:val="NormalTok"/>
-              </w:rPr>
-              <w:t xml:space="preserve">p.value, </w:t>
-            </w:r>
-            <w:r>
-              <w:rPr>
-                <w:rStyle w:val="AttributeTok"/>
-              </w:rPr>
-              <w:t xml:space="preserve">digits =</w:t>
-            </w:r>
-            <w:r>
-              <w:rPr>
-                <w:rStyle w:val="NormalTok"/>
-              </w:rPr>
-              <w:t xml:space="preserve"> </w:t>
-            </w:r>
-            <w:r>
-              <w:rPr>
-                <w:rStyle w:val="DecValTok"/>
-              </w:rPr>
-              <w:t xml:space="preserve">3</w:t>
-            </w:r>
-            <w:r>
-              <w:rPr>
-                <w:rStyle w:val="NormalTok"/>
-              </w:rPr>
-              <w:t xml:space="preserve">)),</w:t>
-            </w:r>
-            <w:r>
-              <w:br/>
-            </w:r>
-            <w:r>
-              <w:rPr>
-                <w:rStyle w:val="NormalTok"/>
-              </w:rPr>
-              <w:t xml:space="preserve">       </w:t>
-            </w:r>
-            <w:r>
-              <w:rPr>
-                <w:rStyle w:val="AttributeTok"/>
-              </w:rPr>
-              <w:t xml:space="preserve">x =</w:t>
-            </w:r>
-            <w:r>
-              <w:rPr>
-                <w:rStyle w:val="NormalTok"/>
-              </w:rPr>
-              <w:t xml:space="preserve"> </w:t>
-            </w:r>
-            <w:r>
-              <w:rPr>
-                <w:rStyle w:val="StringTok"/>
-              </w:rPr>
-              <w:t xml:space="preserve">"Lake"</w:t>
-            </w:r>
-            <w:r>
-              <w:rPr>
-                <w:rStyle w:val="NormalTok"/>
-              </w:rPr>
-              <w:t xml:space="preserve">,</w:t>
-            </w:r>
-            <w:r>
-              <w:br/>
-            </w:r>
-            <w:r>
-              <w:rPr>
-                <w:rStyle w:val="NormalTok"/>
-              </w:rPr>
-              <w:t xml:space="preserve">       </w:t>
-            </w:r>
-            <w:r>
-              <w:rPr>
-                <w:rStyle w:val="AttributeTok"/>
-              </w:rPr>
-              <w:t xml:space="preserve">y =</w:t>
-            </w:r>
-            <w:r>
-              <w:rPr>
-                <w:rStyle w:val="NormalTok"/>
-              </w:rPr>
-              <w:t xml:space="preserve"> </w:t>
-            </w:r>
-            <w:r>
-              <w:rPr>
-                <w:rStyle w:val="StringTok"/>
-              </w:rPr>
-              <w:t xml:space="preserve">"Length (mm)"</w:t>
-            </w:r>
-            <w:r>
-              <w:rPr>
-                <w:rStyle w:val="NormalTok"/>
-              </w:rPr>
-              <w:t xml:space="preserve">)</w:t>
-            </w:r>
-          </w:p>
-          <w:p>
-            <w:pPr>
-              <w:pStyle w:val="FirstParagraph"/>
-            </w:pPr>
-            <w:r>
-              <w:drawing>
-                <wp:inline>
-                  <wp:extent cx="2743200" cy="2743200"/>
-                  <wp:effectExtent b="0" l="0" r="0" t="0"/>
-                  <wp:docPr descr="" title="" id="83" name="Picture"/>
-                  <a:graphic>
-                    <a:graphicData uri="http://schemas.openxmlformats.org/drawingml/2006/picture">
-                      <pic:pic>
-                        <pic:nvPicPr>
-                          <pic:cNvPr descr="05_02_class_activity_files/figure-docx/unnamed-chunk-12-1.jpeg" id="84" name="Picture"/>
-                          <pic:cNvPicPr>
-                            <a:picLocks noChangeArrowheads="1" noChangeAspect="1"/>
-                          </pic:cNvPicPr>
-                        </pic:nvPicPr>
-                        <pic:blipFill>
-                          <a:blip r:embed="rId82"/>
-                          <a:stretch>
-                            <a:fillRect/>
-                          </a:stretch>
-                        </pic:blipFill>
-                        <pic:spPr bwMode="auto">
-                          <a:xfrm>
-                            <a:off x="0" y="0"/>
-                            <a:ext cx="2743200" cy="2743200"/>
-                          </a:xfrm>
-                          <a:prstGeom prst="rect">
-                            <a:avLst/>
-                          </a:prstGeom>
-                          <a:noFill/>
-                          <a:ln w="9525">
-                            <a:noFill/>
-                            <a:headEnd/>
-                            <a:tailEnd/>
-                          </a:ln>
-                        </pic:spPr>
-                      </pic:pic>
-                    </a:graphicData>
-                  </a:graphic>
-                </wp:inline>
-              </w:drawing>
-            </w:r>
-          </w:p>
-          <w:p>
-            <w:pPr>
-              <w:pStyle w:val="BodyText"/>
-            </w:pPr>
-            <w:r>
-              <w:t xml:space="preserve">Write your interpretation of the results:</w:t>
-            </w:r>
-          </w:p>
-          <w:p>
-            <w:pPr>
-              <w:numPr>
-                <w:ilvl w:val="0"/>
-                <w:numId w:val="1009"/>
-              </w:numPr>
-            </w:pPr>
-            <w:r>
-              <w:t xml:space="preserve">Is there a significant difference in fish lengths between lakes?</w:t>
-            </w:r>
-          </w:p>
-          <w:p>
-            <w:pPr>
-              <w:numPr>
-                <w:ilvl w:val="0"/>
-                <w:numId w:val="1009"/>
-              </w:numPr>
-            </w:pPr>
-            <w:r>
-              <w:t xml:space="preserve">Which lake has longer fish on average?</w:t>
-            </w:r>
-          </w:p>
-          <w:p>
-            <w:pPr>
-              <w:numPr>
-                <w:ilvl w:val="0"/>
-                <w:numId w:val="1009"/>
-              </w:numPr>
-            </w:pPr>
-            <w:r>
-              <w:t xml:space="preserve">How would you report this result in a scientific paper?</w:t>
-            </w:r>
-          </w:p>
-        </w:tc>
-      </w:tr>
-    </w:tbl>
-    <w:bookmarkEnd w:id="85"/>
-    <w:bookmarkStart w:id="88" w:name="part-8-communicating-statistical-results"/>
-    <w:p>
-      <w:pPr>
-        <w:pStyle w:val="Heading1"/>
-      </w:pPr>
-      <w:r>
-        <w:t xml:space="preserve">Part 8: Communicating Statistical Results</w:t>
-      </w:r>
-    </w:p>
-    <w:p>
-      <w:pPr>
-        <w:pStyle w:val="FirstParagraph"/>
-      </w:pPr>
-      <w:r>
-        <w:t xml:space="preserve">In scientific writing, it’s important to report statistical results clearly and consistently.</w:t>
-      </w:r>
-    </w:p>
-    <w:p>
-      <w:pPr>
-        <w:pStyle w:val="BodyText"/>
-      </w:pPr>
-      <w:r>
-        <w:t xml:space="preserve">Here’s a standard format for reporting t-test results:</w:t>
-      </w:r>
-    </w:p>
-    <w:p>
-      <w:pPr>
-        <w:pStyle w:val="BodyText"/>
-      </w:pPr>
-      <w:r>
-        <w:t xml:space="preserve">For a one-sample t-test:</w:t>
-      </w:r>
-      <w:r>
-        <w:t xml:space="preserve"> </w:t>
-      </w:r>
-      <w:r>
-        <w:t xml:space="preserve">“A one-sample t-test showed that the mean fish length in Lake I3 (M = [mean], SD = [sd]) was [significantly/not significantly] different from 240 mm, t([df]) = [t-value], p = [p-value].”</w:t>
-      </w:r>
-    </w:p>
-    <w:p>
-      <w:pPr>
-        <w:pStyle w:val="BodyText"/>
-      </w:pPr>
-      <w:r>
-        <w:t xml:space="preserve">For a two-sample t-test:</w:t>
-      </w:r>
-      <w:r>
-        <w:t xml:space="preserve"> </w:t>
-      </w:r>
-      <w:r>
-        <w:t xml:space="preserve">“A two-sample t-test revealed that pine needle lengths on the leeward side (M = [mean1], SD = [sd1]) were [significantly/not significantly] [longer/shorter] than on the windward side (M = [mean2], SD = [sd2]), t([df]) = [t-value], p = [p-value].”</w:t>
-      </w:r>
-    </w:p>
-    <w:tbl>
-      <w:tblPr>
-        <w:tblStyle w:val="Table"/>
-        <w:tblLook w:firstRow="0" w:lastRow="0" w:firstColumn="0" w:lastColumn="0" w:noHBand="0" w:noVBand="0" w:val="0000"/>
-        <w:tblBorders>
-          <w:left w:val="single" w:sz="24" w:space="0" w:color="00A047"/>
-          <w:right w:val="single" w:sz="4" w:space="0" w:color="00A047"/>
-          <w:top w:val="single" w:sz="4" w:space="0" w:color="00A047"/>
-          <w:bottom w:val="single" w:sz="4" w:space="0" w:color="00A047"/>
-        </w:tblBorders>
-        <w:tblCellMar>
-          <w:left w:w="144" w:type="dxa"/>
-          <w:right w:w="144" w:type="dxa"/>
-        </w:tblCellMar>
-        <w:tblInd w:w="164" w:type="dxa"/>
-        <w:tblW w:type="pct" w:w="100%"/>
-      </w:tblPr>
-      <w:tr>
-        <w:trPr>
-          <w:cantSplit/>
-        </w:trPr>
-        <w:tc>
-          <w:tcPr>
-            <w:shd w:color="auto" w:fill="ccf1e3" w:val="clear"/>
-            <w:tcMar>
-              <w:top w:w="92" w:type="dxa"/>
-              <w:bottom w:w="92" w:type="dxa"/>
-            </w:tcMar>
-          </w:tcPr>
-          <w:p>
-            <w:pPr>
-              <w:pStyle w:val="BodyText"/>
-            </w:pPr>
-            <w:pPr>
-              <w:spacing w:before="0" w:after="0"/>
-              <w:textAlignment w:val="center"/>
-            </w:pPr>
-            <w:r>
-              <w:drawing>
-                <wp:inline>
-                  <wp:extent cx="152400" cy="152400"/>
-                  <wp:effectExtent b="0" l="0" r="0" t="0"/>
-                  <wp:docPr descr="" title="" id="86" name="Picture"/>
-                  <a:graphic>
-                    <a:graphicData uri="http://schemas.openxmlformats.org/drawingml/2006/picture">
-                      <pic:pic>
-                        <pic:nvPicPr>
-                          <pic:cNvPr descr="/Applications/RStudio.app/Contents/Resources/app/quarto/share/formats/docx/tip.png" id="87" name="Picture"/>
-                          <pic:cNvPicPr>
-                            <a:picLocks noChangeArrowheads="1" noChangeAspect="1"/>
-                          </pic:cNvPicPr>
-                        </pic:nvPicPr>
-                        <pic:blipFill>
-                          <a:blip r:embed="rId24"/>
-                          <a:stretch>
-                            <a:fillRect/>
-                          </a:stretch>
-                        </pic:blipFill>
-                        <pic:spPr bwMode="auto">
-                          <a:xfrm>
-                            <a:off x="0" y="0"/>
-                            <a:ext cx="152400" cy="152400"/>
-                          </a:xfrm>
-                          <a:prstGeom prst="rect">
-                            <a:avLst/>
-                          </a:prstGeom>
-                          <a:noFill/>
-                          <a:ln w="9525">
-                            <a:noFill/>
-                            <a:headEnd/>
-                            <a:tailEnd/>
-                          </a:ln>
-                        </pic:spPr>
-                      </pic:pic>
-                    </a:graphicData>
-                  </a:graphic>
-                </wp:inline>
-              </w:drawing>
-            </w:r>
-            <w:r>
-              <w:t xml:space="preserve"> </w:t>
-            </w:r>
-            <w:r>
-              <w:t xml:space="preserve"> </w:t>
-            </w:r>
-            <w:r>
-              <w:t xml:space="preserve">Practice Exercise 8: Writing Statistical Results</w:t>
-            </w:r>
-          </w:p>
-        </w:tc>
-      </w:tr>
-      <w:tr>
-        <w:trPr>
-          <w:cantSplit/>
-        </w:trPr>
-        <w:tc>
-          <w:tcPr>
-            <w:tcMar>
-              <w:top w:w="108" w:type="dxa"/>
-              <w:bottom w:w="108" w:type="dxa"/>
-            </w:tcMar>
-          </w:tcPr>
-          <w:p>
-            <w:pPr>
-              <w:pStyle w:val="BodyText"/>
-            </w:pPr>
-            <w:pPr>
-              <w:spacing w:before="16"/>
-            </w:pPr>
-            <w:r>
-              <w:t xml:space="preserve">Write properly formatted statements reporting the results of: 1. The one-sample t-test comparing Lake I3 fish to 240mm 2. The two-sample t-test comparing pine needle lengths 3. The two-sample t-test comparing fish lengths between lakes</w:t>
+              <w:t xml:space="preserve">fish lengths between lakes</w:t>
             </w:r>
           </w:p>
           <w:p>
@@ -11294,14 +9570,26 @@
               <w:spacing w:after="16"/>
             </w:pPr>
             <w:r>
-              <w:t xml:space="preserve">Remember to include: - Means and standard deviations for each group - The t-value with degrees of freedom - The p-value and whether the result is significant</w:t>
+              <w:t xml:space="preserve">Remember to include: - Means and standard deviations for each group -</w:t>
+            </w:r>
+            <w:r>
+              <w:t xml:space="preserve"> </w:t>
+            </w:r>
+            <w:r>
+              <w:t xml:space="preserve">The t-value with degrees of freedom - The p-value and whether the result</w:t>
+            </w:r>
+            <w:r>
+              <w:t xml:space="preserve"> </w:t>
+            </w:r>
+            <w:r>
+              <w:t xml:space="preserve">is significant</w:t>
             </w:r>
           </w:p>
         </w:tc>
       </w:tr>
     </w:tbl>
-    <w:bookmarkEnd w:id="88"/>
-    <w:bookmarkStart w:id="89" w:name="reflection-questions"/>
+    <w:bookmarkEnd w:id="83"/>
+    <w:bookmarkStart w:id="84" w:name="reflection-questions"/>
     <w:p>
       <w:pPr>
         <w:pStyle w:val="Heading1"/>
@@ -11314,58 +9602,88 @@
       <w:pPr>
         <w:numPr>
           <w:ilvl w:val="0"/>
-          <w:numId w:val="1010"/>
+          <w:numId w:val="1009"/>
         </w:numPr>
       </w:pPr>
       <w:r>
-        <w:t xml:space="preserve">How does the t-distribution differ from the normal distribution, and why does this matter for small samples?</w:t>
+        <w:t xml:space="preserve">How does the t-distribution differ from the normal distribution, and</w:t>
+      </w:r>
+      <w:r>
+        <w:t xml:space="preserve"> </w:t>
+      </w:r>
+      <w:r>
+        <w:t xml:space="preserve">why does this matter for small samples?</w:t>
       </w:r>
     </w:p>
     <w:p>
       <w:pPr>
         <w:numPr>
           <w:ilvl w:val="0"/>
-          <w:numId w:val="1010"/>
+          <w:numId w:val="1009"/>
         </w:numPr>
       </w:pPr>
       <w:r>
-        <w:t xml:space="preserve">What assumptions must be met to use a t-test, and what alternatives exist if these assumptions are violated?</w:t>
+        <w:t xml:space="preserve">What assumptions must be met to use a t-test, and what alternatives</w:t>
+      </w:r>
+      <w:r>
+        <w:t xml:space="preserve"> </w:t>
+      </w:r>
+      <w:r>
+        <w:t xml:space="preserve">exist if these assumptions are violated?</w:t>
       </w:r>
     </w:p>
     <w:p>
       <w:pPr>
         <w:numPr>
           <w:ilvl w:val="0"/>
-          <w:numId w:val="1010"/>
+          <w:numId w:val="1009"/>
         </w:numPr>
       </w:pPr>
       <w:r>
-        <w:t xml:space="preserve">What is the difference between statistical significance and practical importance?</w:t>
+        <w:t xml:space="preserve">What is the difference between statistical significance and</w:t>
+      </w:r>
+      <w:r>
+        <w:t xml:space="preserve"> </w:t>
+      </w:r>
+      <w:r>
+        <w:t xml:space="preserve">practical importance?</w:t>
       </w:r>
     </w:p>
     <w:p>
       <w:pPr>
         <w:numPr>
           <w:ilvl w:val="0"/>
-          <w:numId w:val="1010"/>
+          <w:numId w:val="1009"/>
         </w:numPr>
       </w:pPr>
       <w:r>
-        <w:t xml:space="preserve">How would the confidence interval change if we used a 99% confidence level instead of 95%?</w:t>
+        <w:t xml:space="preserve">How would the confidence interval change if we used a 99% confidence</w:t>
+      </w:r>
+      <w:r>
+        <w:t xml:space="preserve"> </w:t>
+      </w:r>
+      <w:r>
+        <w:t xml:space="preserve">level instead of 95%?</w:t>
       </w:r>
     </w:p>
     <w:p>
       <w:pPr>
         <w:numPr>
           <w:ilvl w:val="0"/>
-          <w:numId w:val="1010"/>
+          <w:numId w:val="1009"/>
         </w:numPr>
       </w:pPr>
       <w:r>
-        <w:t xml:space="preserve">How would you explain the concept of a p-value to someone with no statistical background?</w:t>
+        <w:t xml:space="preserve">How would you explain the concept of a p-value to someone with no</w:t>
+      </w:r>
+      <w:r>
+        <w:t xml:space="preserve"> </w:t>
+      </w:r>
+      <w:r>
+        <w:t xml:space="preserve">statistical background?</w:t>
       </w:r>
     </w:p>
-    <w:bookmarkEnd w:id="89"/>
+    <w:bookmarkEnd w:id="84"/>
     <w:sectPr>
       <w:pgSz w:h="15840" w:w="12240"/>
       <w:pgMar w:bottom="720" w:footer="720" w:gutter="0" w:header="720" w:left="1152" w:right="720" w:top="720"/>
@@ -11774,36 +10092,6 @@
     </w:lvlOverride>
   </w:num>
   <w:num w:numId="1009">
-    <w:abstractNumId w:val="99411"/>
-    <w:lvlOverride w:ilvl="0">
-      <w:startOverride w:val="1"/>
-    </w:lvlOverride>
-    <w:lvlOverride w:ilvl="1">
-      <w:startOverride w:val="1"/>
-    </w:lvlOverride>
-    <w:lvlOverride w:ilvl="2">
-      <w:startOverride w:val="1"/>
-    </w:lvlOverride>
-    <w:lvlOverride w:ilvl="3">
-      <w:startOverride w:val="1"/>
-    </w:lvlOverride>
-    <w:lvlOverride w:ilvl="4">
-      <w:startOverride w:val="1"/>
-    </w:lvlOverride>
-    <w:lvlOverride w:ilvl="5">
-      <w:startOverride w:val="1"/>
-    </w:lvlOverride>
-    <w:lvlOverride w:ilvl="6">
-      <w:startOverride w:val="1"/>
-    </w:lvlOverride>
-    <w:lvlOverride w:ilvl="7">
-      <w:startOverride w:val="1"/>
-    </w:lvlOverride>
-    <w:lvlOverride w:ilvl="8">
-      <w:startOverride w:val="1"/>
-    </w:lvlOverride>
-  </w:num>
-  <w:num w:numId="1010">
     <w:abstractNumId w:val="99411"/>
     <w:lvlOverride w:ilvl="0">
       <w:startOverride w:val="1"/>
